--- a/PoC-Business-Plan.docx
+++ b/PoC-Business-Plan.docx
@@ -9196,6 +9196,4053 @@
       </w:pPr>
       <w:r>
         <w:t>Base case shares the platform with Pet Intelligence (synergy savings ~$150–450K/yr at the Ventures level).</w:t>
+      </w:r>
+    </w:p>
+    <w:p>
+      <w:pPr>
+        <w:pStyle w:val="Heading3"/>
+      </w:pPr>
+      <w:r>
+        <w:rPr>
+          <w:color w:val="2E5496"/>
+        </w:rPr>
+        <w:t>9.7 Detailed cash-flow schedule</w:t>
+      </w:r>
+    </w:p>
+    <w:p>
+      <w:r>
+        <w:t>All figures $000. PoC standalone (pre-royalty); capital draws shown are PoC's share within APPA Ventures' staged ~$3.0M ($1.6M / $1.0M / $0.35M), which also funds Pet Intelligence.</w:t>
+      </w:r>
+    </w:p>
+    <w:p>
+      <w:r>
+        <w:rPr>
+          <w:b/>
+        </w:rPr>
+        <w:t>(a) Test phase — monthly (Months 1–5, ~$200K, no entity).</w:t>
+      </w:r>
+      <w:r>
+        <w:t xml:space="preserve"> Revenue treated as ~$0 (monetization tests are signal, not material cash).</w:t>
+      </w:r>
+    </w:p>
+    <w:tbl>
+      <w:tblPr>
+        <w:tblStyle w:val="TableGrid"/>
+        <w:tblW w:type="auto" w:w="0"/>
+        <w:tblLayout w:type="autofit"/>
+        <w:tblLook w:firstColumn="1" w:firstRow="1" w:lastColumn="0" w:lastRow="0" w:noHBand="0" w:noVBand="1" w:val="04A0"/>
+      </w:tblPr>
+      <w:tblGrid>
+        <w:gridCol w:w="2880"/>
+        <w:gridCol w:w="2880"/>
+        <w:gridCol w:w="2880"/>
+      </w:tblGrid>
+      <w:tr>
+        <w:tc>
+          <w:tcPr>
+            <w:tcW w:type="dxa" w:w="2880"/>
+            <w:shd w:val="clear" w:fill="DBE5F1"/>
+          </w:tcPr>
+          <w:p>
+            <w:r>
+              <w:rPr>
+                <w:b/>
+                <w:sz w:val="20"/>
+              </w:rPr>
+            </w:r>
+            <w:r>
+              <w:rPr>
+                <w:b/>
+                <w:sz w:val="20"/>
+              </w:rPr>
+              <w:t>Month</w:t>
+            </w:r>
+          </w:p>
+        </w:tc>
+        <w:tc>
+          <w:tcPr>
+            <w:tcW w:type="dxa" w:w="2880"/>
+            <w:shd w:val="clear" w:fill="DBE5F1"/>
+          </w:tcPr>
+          <w:p>
+            <w:r>
+              <w:rPr>
+                <w:b/>
+                <w:sz w:val="20"/>
+              </w:rPr>
+            </w:r>
+            <w:r>
+              <w:rPr>
+                <w:b/>
+                <w:sz w:val="20"/>
+              </w:rPr>
+              <w:t>Cash outflow</w:t>
+            </w:r>
+          </w:p>
+        </w:tc>
+        <w:tc>
+          <w:tcPr>
+            <w:tcW w:type="dxa" w:w="2880"/>
+            <w:shd w:val="clear" w:fill="DBE5F1"/>
+          </w:tcPr>
+          <w:p>
+            <w:r>
+              <w:rPr>
+                <w:b/>
+                <w:sz w:val="20"/>
+              </w:rPr>
+            </w:r>
+            <w:r>
+              <w:rPr>
+                <w:b/>
+                <w:sz w:val="20"/>
+              </w:rPr>
+              <w:t>Cumulative</w:t>
+            </w:r>
+          </w:p>
+        </w:tc>
+      </w:tr>
+      <w:tr>
+        <w:tc>
+          <w:tcPr>
+            <w:tcW w:type="dxa" w:w="2880"/>
+          </w:tcPr>
+          <w:p>
+            <w:r>
+              <w:rPr>
+                <w:sz w:val="20"/>
+              </w:rPr>
+            </w:r>
+            <w:r>
+              <w:rPr>
+                <w:sz w:val="20"/>
+              </w:rPr>
+              <w:t>M1</w:t>
+            </w:r>
+          </w:p>
+        </w:tc>
+        <w:tc>
+          <w:tcPr>
+            <w:tcW w:type="dxa" w:w="2880"/>
+          </w:tcPr>
+          <w:p>
+            <w:r>
+              <w:rPr>
+                <w:sz w:val="20"/>
+              </w:rPr>
+            </w:r>
+            <w:r>
+              <w:rPr>
+                <w:sz w:val="20"/>
+              </w:rPr>
+              <w:t>34</w:t>
+            </w:r>
+          </w:p>
+        </w:tc>
+        <w:tc>
+          <w:tcPr>
+            <w:tcW w:type="dxa" w:w="2880"/>
+          </w:tcPr>
+          <w:p>
+            <w:r>
+              <w:rPr>
+                <w:sz w:val="20"/>
+              </w:rPr>
+            </w:r>
+            <w:r>
+              <w:rPr>
+                <w:sz w:val="20"/>
+              </w:rPr>
+              <w:t>(34)</w:t>
+            </w:r>
+          </w:p>
+        </w:tc>
+      </w:tr>
+      <w:tr>
+        <w:tc>
+          <w:tcPr>
+            <w:tcW w:type="dxa" w:w="2880"/>
+          </w:tcPr>
+          <w:p>
+            <w:r>
+              <w:rPr>
+                <w:sz w:val="20"/>
+              </w:rPr>
+            </w:r>
+            <w:r>
+              <w:rPr>
+                <w:sz w:val="20"/>
+              </w:rPr>
+              <w:t>M2</w:t>
+            </w:r>
+          </w:p>
+        </w:tc>
+        <w:tc>
+          <w:tcPr>
+            <w:tcW w:type="dxa" w:w="2880"/>
+          </w:tcPr>
+          <w:p>
+            <w:r>
+              <w:rPr>
+                <w:sz w:val="20"/>
+              </w:rPr>
+            </w:r>
+            <w:r>
+              <w:rPr>
+                <w:sz w:val="20"/>
+              </w:rPr>
+              <w:t>39</w:t>
+            </w:r>
+          </w:p>
+        </w:tc>
+        <w:tc>
+          <w:tcPr>
+            <w:tcW w:type="dxa" w:w="2880"/>
+          </w:tcPr>
+          <w:p>
+            <w:r>
+              <w:rPr>
+                <w:sz w:val="20"/>
+              </w:rPr>
+            </w:r>
+            <w:r>
+              <w:rPr>
+                <w:sz w:val="20"/>
+              </w:rPr>
+              <w:t>(73)</w:t>
+            </w:r>
+          </w:p>
+        </w:tc>
+      </w:tr>
+      <w:tr>
+        <w:tc>
+          <w:tcPr>
+            <w:tcW w:type="dxa" w:w="2880"/>
+          </w:tcPr>
+          <w:p>
+            <w:r>
+              <w:rPr>
+                <w:sz w:val="20"/>
+              </w:rPr>
+            </w:r>
+            <w:r>
+              <w:rPr>
+                <w:sz w:val="20"/>
+              </w:rPr>
+              <w:t>M3</w:t>
+            </w:r>
+          </w:p>
+        </w:tc>
+        <w:tc>
+          <w:tcPr>
+            <w:tcW w:type="dxa" w:w="2880"/>
+          </w:tcPr>
+          <w:p>
+            <w:r>
+              <w:rPr>
+                <w:sz w:val="20"/>
+              </w:rPr>
+            </w:r>
+            <w:r>
+              <w:rPr>
+                <w:sz w:val="20"/>
+              </w:rPr>
+              <w:t>38</w:t>
+            </w:r>
+          </w:p>
+        </w:tc>
+        <w:tc>
+          <w:tcPr>
+            <w:tcW w:type="dxa" w:w="2880"/>
+          </w:tcPr>
+          <w:p>
+            <w:r>
+              <w:rPr>
+                <w:sz w:val="20"/>
+              </w:rPr>
+            </w:r>
+            <w:r>
+              <w:rPr>
+                <w:sz w:val="20"/>
+              </w:rPr>
+              <w:t>(111)</w:t>
+            </w:r>
+          </w:p>
+        </w:tc>
+      </w:tr>
+      <w:tr>
+        <w:tc>
+          <w:tcPr>
+            <w:tcW w:type="dxa" w:w="2880"/>
+          </w:tcPr>
+          <w:p>
+            <w:r>
+              <w:rPr>
+                <w:sz w:val="20"/>
+              </w:rPr>
+            </w:r>
+            <w:r>
+              <w:rPr>
+                <w:sz w:val="20"/>
+              </w:rPr>
+              <w:t>M4</w:t>
+            </w:r>
+          </w:p>
+        </w:tc>
+        <w:tc>
+          <w:tcPr>
+            <w:tcW w:type="dxa" w:w="2880"/>
+          </w:tcPr>
+          <w:p>
+            <w:r>
+              <w:rPr>
+                <w:sz w:val="20"/>
+              </w:rPr>
+            </w:r>
+            <w:r>
+              <w:rPr>
+                <w:sz w:val="20"/>
+              </w:rPr>
+              <w:t>45</w:t>
+            </w:r>
+          </w:p>
+        </w:tc>
+        <w:tc>
+          <w:tcPr>
+            <w:tcW w:type="dxa" w:w="2880"/>
+          </w:tcPr>
+          <w:p>
+            <w:r>
+              <w:rPr>
+                <w:sz w:val="20"/>
+              </w:rPr>
+            </w:r>
+            <w:r>
+              <w:rPr>
+                <w:sz w:val="20"/>
+              </w:rPr>
+              <w:t>(156)</w:t>
+            </w:r>
+          </w:p>
+        </w:tc>
+      </w:tr>
+      <w:tr>
+        <w:tc>
+          <w:tcPr>
+            <w:tcW w:type="dxa" w:w="2880"/>
+          </w:tcPr>
+          <w:p>
+            <w:r>
+              <w:rPr>
+                <w:sz w:val="20"/>
+              </w:rPr>
+            </w:r>
+            <w:r>
+              <w:rPr>
+                <w:sz w:val="20"/>
+              </w:rPr>
+              <w:t>M5</w:t>
+            </w:r>
+          </w:p>
+        </w:tc>
+        <w:tc>
+          <w:tcPr>
+            <w:tcW w:type="dxa" w:w="2880"/>
+          </w:tcPr>
+          <w:p>
+            <w:r>
+              <w:rPr>
+                <w:sz w:val="20"/>
+              </w:rPr>
+            </w:r>
+            <w:r>
+              <w:rPr>
+                <w:sz w:val="20"/>
+              </w:rPr>
+              <w:t>44</w:t>
+            </w:r>
+          </w:p>
+        </w:tc>
+        <w:tc>
+          <w:tcPr>
+            <w:tcW w:type="dxa" w:w="2880"/>
+          </w:tcPr>
+          <w:p>
+            <w:r>
+              <w:rPr>
+                <w:sz w:val="20"/>
+              </w:rPr>
+            </w:r>
+            <w:r>
+              <w:rPr>
+                <w:sz w:val="20"/>
+              </w:rPr>
+              <w:t>(200)</w:t>
+            </w:r>
+          </w:p>
+        </w:tc>
+      </w:tr>
+    </w:tbl>
+    <w:p>
+      <w:r>
+        <w:t xml:space="preserve">Peak test-phase cash need = </w:t>
+      </w:r>
+      <w:r>
+        <w:rPr>
+          <w:b/>
+        </w:rPr>
+        <w:t>$200K</w:t>
+      </w:r>
+      <w:r>
+        <w:t>, funded by an APPA operating-budget line.</w:t>
+      </w:r>
+    </w:p>
+    <w:p>
+      <w:r>
+        <w:rPr>
+          <w:b/>
+        </w:rPr>
+        <w:t>(b) Year 1 base rollout — monthly operating cash flow</w:t>
+      </w:r>
+      <w:r>
+        <w:t xml:space="preserve"> (post-incorporation). Revenue ramps as markets launch and graduate; central platform is front-loaded for setup; net turns cash-positive in M12.</w:t>
+      </w:r>
+    </w:p>
+    <w:tbl>
+      <w:tblPr>
+        <w:tblStyle w:val="TableGrid"/>
+        <w:tblW w:type="auto" w:w="0"/>
+        <w:tblLayout w:type="autofit"/>
+        <w:tblLook w:firstColumn="1" w:firstRow="1" w:lastColumn="0" w:lastRow="0" w:noHBand="0" w:noVBand="1" w:val="04A0"/>
+      </w:tblPr>
+      <w:tblGrid>
+        <w:gridCol w:w="1080"/>
+        <w:gridCol w:w="1080"/>
+        <w:gridCol w:w="1080"/>
+        <w:gridCol w:w="1080"/>
+        <w:gridCol w:w="1080"/>
+        <w:gridCol w:w="1080"/>
+        <w:gridCol w:w="1080"/>
+        <w:gridCol w:w="1080"/>
+      </w:tblGrid>
+      <w:tr>
+        <w:tc>
+          <w:tcPr>
+            <w:tcW w:type="dxa" w:w="1080"/>
+            <w:shd w:val="clear" w:fill="DBE5F1"/>
+          </w:tcPr>
+          <w:p>
+            <w:r>
+              <w:rPr>
+                <w:b/>
+                <w:sz w:val="20"/>
+              </w:rPr>
+            </w:r>
+            <w:r>
+              <w:rPr>
+                <w:b/>
+                <w:sz w:val="20"/>
+              </w:rPr>
+              <w:t>Month</w:t>
+            </w:r>
+          </w:p>
+        </w:tc>
+        <w:tc>
+          <w:tcPr>
+            <w:tcW w:type="dxa" w:w="1080"/>
+            <w:shd w:val="clear" w:fill="DBE5F1"/>
+          </w:tcPr>
+          <w:p>
+            <w:r>
+              <w:rPr>
+                <w:b/>
+                <w:sz w:val="20"/>
+              </w:rPr>
+            </w:r>
+            <w:r>
+              <w:rPr>
+                <w:b/>
+                <w:sz w:val="20"/>
+              </w:rPr>
+              <w:t>Revenue</w:t>
+            </w:r>
+          </w:p>
+        </w:tc>
+        <w:tc>
+          <w:tcPr>
+            <w:tcW w:type="dxa" w:w="1080"/>
+            <w:shd w:val="clear" w:fill="DBE5F1"/>
+          </w:tcPr>
+          <w:p>
+            <w:r>
+              <w:rPr>
+                <w:b/>
+                <w:sz w:val="20"/>
+              </w:rPr>
+            </w:r>
+            <w:r>
+              <w:rPr>
+                <w:b/>
+                <w:sz w:val="20"/>
+              </w:rPr>
+              <w:t>Editor &amp; local</w:t>
+            </w:r>
+          </w:p>
+        </w:tc>
+        <w:tc>
+          <w:tcPr>
+            <w:tcW w:type="dxa" w:w="1080"/>
+            <w:shd w:val="clear" w:fill="DBE5F1"/>
+          </w:tcPr>
+          <w:p>
+            <w:r>
+              <w:rPr>
+                <w:b/>
+                <w:sz w:val="20"/>
+              </w:rPr>
+            </w:r>
+            <w:r>
+              <w:rPr>
+                <w:b/>
+                <w:sz w:val="20"/>
+              </w:rPr>
+              <w:t>Central platform</w:t>
+            </w:r>
+          </w:p>
+        </w:tc>
+        <w:tc>
+          <w:tcPr>
+            <w:tcW w:type="dxa" w:w="1080"/>
+            <w:shd w:val="clear" w:fill="DBE5F1"/>
+          </w:tcPr>
+          <w:p>
+            <w:r>
+              <w:rPr>
+                <w:b/>
+                <w:sz w:val="20"/>
+              </w:rPr>
+            </w:r>
+            <w:r>
+              <w:rPr>
+                <w:b/>
+                <w:sz w:val="20"/>
+              </w:rPr>
+              <w:t>Acquisition</w:t>
+            </w:r>
+          </w:p>
+        </w:tc>
+        <w:tc>
+          <w:tcPr>
+            <w:tcW w:type="dxa" w:w="1080"/>
+            <w:shd w:val="clear" w:fill="DBE5F1"/>
+          </w:tcPr>
+          <w:p>
+            <w:r>
+              <w:rPr>
+                <w:b/>
+                <w:sz w:val="20"/>
+              </w:rPr>
+            </w:r>
+            <w:r>
+              <w:rPr>
+                <w:b/>
+                <w:sz w:val="20"/>
+              </w:rPr>
+              <w:t>Total cost</w:t>
+            </w:r>
+          </w:p>
+        </w:tc>
+        <w:tc>
+          <w:tcPr>
+            <w:tcW w:type="dxa" w:w="1080"/>
+            <w:shd w:val="clear" w:fill="DBE5F1"/>
+          </w:tcPr>
+          <w:p>
+            <w:r>
+              <w:rPr>
+                <w:b/>
+                <w:sz w:val="20"/>
+              </w:rPr>
+            </w:r>
+            <w:r>
+              <w:rPr>
+                <w:b/>
+                <w:sz w:val="20"/>
+              </w:rPr>
+              <w:t>Net CF</w:t>
+            </w:r>
+          </w:p>
+        </w:tc>
+        <w:tc>
+          <w:tcPr>
+            <w:tcW w:type="dxa" w:w="1080"/>
+            <w:shd w:val="clear" w:fill="DBE5F1"/>
+          </w:tcPr>
+          <w:p>
+            <w:r>
+              <w:rPr>
+                <w:b/>
+                <w:sz w:val="20"/>
+              </w:rPr>
+            </w:r>
+            <w:r>
+              <w:rPr>
+                <w:b/>
+                <w:sz w:val="20"/>
+              </w:rPr>
+              <w:t>Cumulative</w:t>
+            </w:r>
+          </w:p>
+        </w:tc>
+      </w:tr>
+      <w:tr>
+        <w:tc>
+          <w:tcPr>
+            <w:tcW w:type="dxa" w:w="1080"/>
+          </w:tcPr>
+          <w:p>
+            <w:r>
+              <w:rPr>
+                <w:sz w:val="20"/>
+              </w:rPr>
+            </w:r>
+            <w:r>
+              <w:rPr>
+                <w:sz w:val="20"/>
+              </w:rPr>
+              <w:t>M1</w:t>
+            </w:r>
+          </w:p>
+        </w:tc>
+        <w:tc>
+          <w:tcPr>
+            <w:tcW w:type="dxa" w:w="1080"/>
+          </w:tcPr>
+          <w:p>
+            <w:r>
+              <w:rPr>
+                <w:sz w:val="20"/>
+              </w:rPr>
+            </w:r>
+            <w:r>
+              <w:rPr>
+                <w:sz w:val="20"/>
+              </w:rPr>
+              <w:t>5</w:t>
+            </w:r>
+          </w:p>
+        </w:tc>
+        <w:tc>
+          <w:tcPr>
+            <w:tcW w:type="dxa" w:w="1080"/>
+          </w:tcPr>
+          <w:p>
+            <w:r>
+              <w:rPr>
+                <w:sz w:val="20"/>
+              </w:rPr>
+            </w:r>
+            <w:r>
+              <w:rPr>
+                <w:sz w:val="20"/>
+              </w:rPr>
+              <w:t>8</w:t>
+            </w:r>
+          </w:p>
+        </w:tc>
+        <w:tc>
+          <w:tcPr>
+            <w:tcW w:type="dxa" w:w="1080"/>
+          </w:tcPr>
+          <w:p>
+            <w:r>
+              <w:rPr>
+                <w:sz w:val="20"/>
+              </w:rPr>
+            </w:r>
+            <w:r>
+              <w:rPr>
+                <w:sz w:val="20"/>
+              </w:rPr>
+              <w:t>45</w:t>
+            </w:r>
+          </w:p>
+        </w:tc>
+        <w:tc>
+          <w:tcPr>
+            <w:tcW w:type="dxa" w:w="1080"/>
+          </w:tcPr>
+          <w:p>
+            <w:r>
+              <w:rPr>
+                <w:sz w:val="20"/>
+              </w:rPr>
+            </w:r>
+            <w:r>
+              <w:rPr>
+                <w:sz w:val="20"/>
+              </w:rPr>
+              <w:t>10</w:t>
+            </w:r>
+          </w:p>
+        </w:tc>
+        <w:tc>
+          <w:tcPr>
+            <w:tcW w:type="dxa" w:w="1080"/>
+          </w:tcPr>
+          <w:p>
+            <w:r>
+              <w:rPr>
+                <w:sz w:val="20"/>
+              </w:rPr>
+            </w:r>
+            <w:r>
+              <w:rPr>
+                <w:sz w:val="20"/>
+              </w:rPr>
+              <w:t>63</w:t>
+            </w:r>
+          </w:p>
+        </w:tc>
+        <w:tc>
+          <w:tcPr>
+            <w:tcW w:type="dxa" w:w="1080"/>
+          </w:tcPr>
+          <w:p>
+            <w:r>
+              <w:rPr>
+                <w:sz w:val="20"/>
+              </w:rPr>
+            </w:r>
+            <w:r>
+              <w:rPr>
+                <w:sz w:val="20"/>
+              </w:rPr>
+              <w:t>(58)</w:t>
+            </w:r>
+          </w:p>
+        </w:tc>
+        <w:tc>
+          <w:tcPr>
+            <w:tcW w:type="dxa" w:w="1080"/>
+          </w:tcPr>
+          <w:p>
+            <w:r>
+              <w:rPr>
+                <w:sz w:val="20"/>
+              </w:rPr>
+            </w:r>
+            <w:r>
+              <w:rPr>
+                <w:sz w:val="20"/>
+              </w:rPr>
+              <w:t>(58)</w:t>
+            </w:r>
+          </w:p>
+        </w:tc>
+      </w:tr>
+      <w:tr>
+        <w:tc>
+          <w:tcPr>
+            <w:tcW w:type="dxa" w:w="1080"/>
+          </w:tcPr>
+          <w:p>
+            <w:r>
+              <w:rPr>
+                <w:sz w:val="20"/>
+              </w:rPr>
+            </w:r>
+            <w:r>
+              <w:rPr>
+                <w:sz w:val="20"/>
+              </w:rPr>
+              <w:t>M2</w:t>
+            </w:r>
+          </w:p>
+        </w:tc>
+        <w:tc>
+          <w:tcPr>
+            <w:tcW w:type="dxa" w:w="1080"/>
+          </w:tcPr>
+          <w:p>
+            <w:r>
+              <w:rPr>
+                <w:sz w:val="20"/>
+              </w:rPr>
+            </w:r>
+            <w:r>
+              <w:rPr>
+                <w:sz w:val="20"/>
+              </w:rPr>
+              <w:t>8</w:t>
+            </w:r>
+          </w:p>
+        </w:tc>
+        <w:tc>
+          <w:tcPr>
+            <w:tcW w:type="dxa" w:w="1080"/>
+          </w:tcPr>
+          <w:p>
+            <w:r>
+              <w:rPr>
+                <w:sz w:val="20"/>
+              </w:rPr>
+            </w:r>
+            <w:r>
+              <w:rPr>
+                <w:sz w:val="20"/>
+              </w:rPr>
+              <w:t>8</w:t>
+            </w:r>
+          </w:p>
+        </w:tc>
+        <w:tc>
+          <w:tcPr>
+            <w:tcW w:type="dxa" w:w="1080"/>
+          </w:tcPr>
+          <w:p>
+            <w:r>
+              <w:rPr>
+                <w:sz w:val="20"/>
+              </w:rPr>
+            </w:r>
+            <w:r>
+              <w:rPr>
+                <w:sz w:val="20"/>
+              </w:rPr>
+              <w:t>42</w:t>
+            </w:r>
+          </w:p>
+        </w:tc>
+        <w:tc>
+          <w:tcPr>
+            <w:tcW w:type="dxa" w:w="1080"/>
+          </w:tcPr>
+          <w:p>
+            <w:r>
+              <w:rPr>
+                <w:sz w:val="20"/>
+              </w:rPr>
+            </w:r>
+            <w:r>
+              <w:rPr>
+                <w:sz w:val="20"/>
+              </w:rPr>
+              <w:t>12</w:t>
+            </w:r>
+          </w:p>
+        </w:tc>
+        <w:tc>
+          <w:tcPr>
+            <w:tcW w:type="dxa" w:w="1080"/>
+          </w:tcPr>
+          <w:p>
+            <w:r>
+              <w:rPr>
+                <w:sz w:val="20"/>
+              </w:rPr>
+            </w:r>
+            <w:r>
+              <w:rPr>
+                <w:sz w:val="20"/>
+              </w:rPr>
+              <w:t>62</w:t>
+            </w:r>
+          </w:p>
+        </w:tc>
+        <w:tc>
+          <w:tcPr>
+            <w:tcW w:type="dxa" w:w="1080"/>
+          </w:tcPr>
+          <w:p>
+            <w:r>
+              <w:rPr>
+                <w:sz w:val="20"/>
+              </w:rPr>
+            </w:r>
+            <w:r>
+              <w:rPr>
+                <w:sz w:val="20"/>
+              </w:rPr>
+              <w:t>(54)</w:t>
+            </w:r>
+          </w:p>
+        </w:tc>
+        <w:tc>
+          <w:tcPr>
+            <w:tcW w:type="dxa" w:w="1080"/>
+          </w:tcPr>
+          <w:p>
+            <w:r>
+              <w:rPr>
+                <w:sz w:val="20"/>
+              </w:rPr>
+            </w:r>
+            <w:r>
+              <w:rPr>
+                <w:sz w:val="20"/>
+              </w:rPr>
+              <w:t>(112)</w:t>
+            </w:r>
+          </w:p>
+        </w:tc>
+      </w:tr>
+      <w:tr>
+        <w:tc>
+          <w:tcPr>
+            <w:tcW w:type="dxa" w:w="1080"/>
+          </w:tcPr>
+          <w:p>
+            <w:r>
+              <w:rPr>
+                <w:sz w:val="20"/>
+              </w:rPr>
+            </w:r>
+            <w:r>
+              <w:rPr>
+                <w:sz w:val="20"/>
+              </w:rPr>
+              <w:t>M3</w:t>
+            </w:r>
+          </w:p>
+        </w:tc>
+        <w:tc>
+          <w:tcPr>
+            <w:tcW w:type="dxa" w:w="1080"/>
+          </w:tcPr>
+          <w:p>
+            <w:r>
+              <w:rPr>
+                <w:sz w:val="20"/>
+              </w:rPr>
+            </w:r>
+            <w:r>
+              <w:rPr>
+                <w:sz w:val="20"/>
+              </w:rPr>
+              <w:t>12</w:t>
+            </w:r>
+          </w:p>
+        </w:tc>
+        <w:tc>
+          <w:tcPr>
+            <w:tcW w:type="dxa" w:w="1080"/>
+          </w:tcPr>
+          <w:p>
+            <w:r>
+              <w:rPr>
+                <w:sz w:val="20"/>
+              </w:rPr>
+            </w:r>
+            <w:r>
+              <w:rPr>
+                <w:sz w:val="20"/>
+              </w:rPr>
+              <w:t>10</w:t>
+            </w:r>
+          </w:p>
+        </w:tc>
+        <w:tc>
+          <w:tcPr>
+            <w:tcW w:type="dxa" w:w="1080"/>
+          </w:tcPr>
+          <w:p>
+            <w:r>
+              <w:rPr>
+                <w:sz w:val="20"/>
+              </w:rPr>
+            </w:r>
+            <w:r>
+              <w:rPr>
+                <w:sz w:val="20"/>
+              </w:rPr>
+              <w:t>40</w:t>
+            </w:r>
+          </w:p>
+        </w:tc>
+        <w:tc>
+          <w:tcPr>
+            <w:tcW w:type="dxa" w:w="1080"/>
+          </w:tcPr>
+          <w:p>
+            <w:r>
+              <w:rPr>
+                <w:sz w:val="20"/>
+              </w:rPr>
+            </w:r>
+            <w:r>
+              <w:rPr>
+                <w:sz w:val="20"/>
+              </w:rPr>
+              <w:t>14</w:t>
+            </w:r>
+          </w:p>
+        </w:tc>
+        <w:tc>
+          <w:tcPr>
+            <w:tcW w:type="dxa" w:w="1080"/>
+          </w:tcPr>
+          <w:p>
+            <w:r>
+              <w:rPr>
+                <w:sz w:val="20"/>
+              </w:rPr>
+            </w:r>
+            <w:r>
+              <w:rPr>
+                <w:sz w:val="20"/>
+              </w:rPr>
+              <w:t>64</w:t>
+            </w:r>
+          </w:p>
+        </w:tc>
+        <w:tc>
+          <w:tcPr>
+            <w:tcW w:type="dxa" w:w="1080"/>
+          </w:tcPr>
+          <w:p>
+            <w:r>
+              <w:rPr>
+                <w:sz w:val="20"/>
+              </w:rPr>
+            </w:r>
+            <w:r>
+              <w:rPr>
+                <w:sz w:val="20"/>
+              </w:rPr>
+              <w:t>(52)</w:t>
+            </w:r>
+          </w:p>
+        </w:tc>
+        <w:tc>
+          <w:tcPr>
+            <w:tcW w:type="dxa" w:w="1080"/>
+          </w:tcPr>
+          <w:p>
+            <w:r>
+              <w:rPr>
+                <w:sz w:val="20"/>
+              </w:rPr>
+            </w:r>
+            <w:r>
+              <w:rPr>
+                <w:sz w:val="20"/>
+              </w:rPr>
+              <w:t>(164)</w:t>
+            </w:r>
+          </w:p>
+        </w:tc>
+      </w:tr>
+      <w:tr>
+        <w:tc>
+          <w:tcPr>
+            <w:tcW w:type="dxa" w:w="1080"/>
+          </w:tcPr>
+          <w:p>
+            <w:r>
+              <w:rPr>
+                <w:sz w:val="20"/>
+              </w:rPr>
+            </w:r>
+            <w:r>
+              <w:rPr>
+                <w:sz w:val="20"/>
+              </w:rPr>
+              <w:t>M4</w:t>
+            </w:r>
+          </w:p>
+        </w:tc>
+        <w:tc>
+          <w:tcPr>
+            <w:tcW w:type="dxa" w:w="1080"/>
+          </w:tcPr>
+          <w:p>
+            <w:r>
+              <w:rPr>
+                <w:sz w:val="20"/>
+              </w:rPr>
+            </w:r>
+            <w:r>
+              <w:rPr>
+                <w:sz w:val="20"/>
+              </w:rPr>
+              <w:t>15</w:t>
+            </w:r>
+          </w:p>
+        </w:tc>
+        <w:tc>
+          <w:tcPr>
+            <w:tcW w:type="dxa" w:w="1080"/>
+          </w:tcPr>
+          <w:p>
+            <w:r>
+              <w:rPr>
+                <w:sz w:val="20"/>
+              </w:rPr>
+            </w:r>
+            <w:r>
+              <w:rPr>
+                <w:sz w:val="20"/>
+              </w:rPr>
+              <w:t>10</w:t>
+            </w:r>
+          </w:p>
+        </w:tc>
+        <w:tc>
+          <w:tcPr>
+            <w:tcW w:type="dxa" w:w="1080"/>
+          </w:tcPr>
+          <w:p>
+            <w:r>
+              <w:rPr>
+                <w:sz w:val="20"/>
+              </w:rPr>
+            </w:r>
+            <w:r>
+              <w:rPr>
+                <w:sz w:val="20"/>
+              </w:rPr>
+              <w:t>38</w:t>
+            </w:r>
+          </w:p>
+        </w:tc>
+        <w:tc>
+          <w:tcPr>
+            <w:tcW w:type="dxa" w:w="1080"/>
+          </w:tcPr>
+          <w:p>
+            <w:r>
+              <w:rPr>
+                <w:sz w:val="20"/>
+              </w:rPr>
+            </w:r>
+            <w:r>
+              <w:rPr>
+                <w:sz w:val="20"/>
+              </w:rPr>
+              <w:t>15</w:t>
+            </w:r>
+          </w:p>
+        </w:tc>
+        <w:tc>
+          <w:tcPr>
+            <w:tcW w:type="dxa" w:w="1080"/>
+          </w:tcPr>
+          <w:p>
+            <w:r>
+              <w:rPr>
+                <w:sz w:val="20"/>
+              </w:rPr>
+            </w:r>
+            <w:r>
+              <w:rPr>
+                <w:sz w:val="20"/>
+              </w:rPr>
+              <w:t>63</w:t>
+            </w:r>
+          </w:p>
+        </w:tc>
+        <w:tc>
+          <w:tcPr>
+            <w:tcW w:type="dxa" w:w="1080"/>
+          </w:tcPr>
+          <w:p>
+            <w:r>
+              <w:rPr>
+                <w:sz w:val="20"/>
+              </w:rPr>
+            </w:r>
+            <w:r>
+              <w:rPr>
+                <w:sz w:val="20"/>
+              </w:rPr>
+              <w:t>(48)</w:t>
+            </w:r>
+          </w:p>
+        </w:tc>
+        <w:tc>
+          <w:tcPr>
+            <w:tcW w:type="dxa" w:w="1080"/>
+          </w:tcPr>
+          <w:p>
+            <w:r>
+              <w:rPr>
+                <w:sz w:val="20"/>
+              </w:rPr>
+            </w:r>
+            <w:r>
+              <w:rPr>
+                <w:sz w:val="20"/>
+              </w:rPr>
+              <w:t>(212)</w:t>
+            </w:r>
+          </w:p>
+        </w:tc>
+      </w:tr>
+      <w:tr>
+        <w:tc>
+          <w:tcPr>
+            <w:tcW w:type="dxa" w:w="1080"/>
+          </w:tcPr>
+          <w:p>
+            <w:r>
+              <w:rPr>
+                <w:sz w:val="20"/>
+              </w:rPr>
+            </w:r>
+            <w:r>
+              <w:rPr>
+                <w:sz w:val="20"/>
+              </w:rPr>
+              <w:t>M5</w:t>
+            </w:r>
+          </w:p>
+        </w:tc>
+        <w:tc>
+          <w:tcPr>
+            <w:tcW w:type="dxa" w:w="1080"/>
+          </w:tcPr>
+          <w:p>
+            <w:r>
+              <w:rPr>
+                <w:sz w:val="20"/>
+              </w:rPr>
+            </w:r>
+            <w:r>
+              <w:rPr>
+                <w:sz w:val="20"/>
+              </w:rPr>
+              <w:t>20</w:t>
+            </w:r>
+          </w:p>
+        </w:tc>
+        <w:tc>
+          <w:tcPr>
+            <w:tcW w:type="dxa" w:w="1080"/>
+          </w:tcPr>
+          <w:p>
+            <w:r>
+              <w:rPr>
+                <w:sz w:val="20"/>
+              </w:rPr>
+            </w:r>
+            <w:r>
+              <w:rPr>
+                <w:sz w:val="20"/>
+              </w:rPr>
+              <w:t>12</w:t>
+            </w:r>
+          </w:p>
+        </w:tc>
+        <w:tc>
+          <w:tcPr>
+            <w:tcW w:type="dxa" w:w="1080"/>
+          </w:tcPr>
+          <w:p>
+            <w:r>
+              <w:rPr>
+                <w:sz w:val="20"/>
+              </w:rPr>
+            </w:r>
+            <w:r>
+              <w:rPr>
+                <w:sz w:val="20"/>
+              </w:rPr>
+              <w:t>38</w:t>
+            </w:r>
+          </w:p>
+        </w:tc>
+        <w:tc>
+          <w:tcPr>
+            <w:tcW w:type="dxa" w:w="1080"/>
+          </w:tcPr>
+          <w:p>
+            <w:r>
+              <w:rPr>
+                <w:sz w:val="20"/>
+              </w:rPr>
+            </w:r>
+            <w:r>
+              <w:rPr>
+                <w:sz w:val="20"/>
+              </w:rPr>
+              <w:t>16</w:t>
+            </w:r>
+          </w:p>
+        </w:tc>
+        <w:tc>
+          <w:tcPr>
+            <w:tcW w:type="dxa" w:w="1080"/>
+          </w:tcPr>
+          <w:p>
+            <w:r>
+              <w:rPr>
+                <w:sz w:val="20"/>
+              </w:rPr>
+            </w:r>
+            <w:r>
+              <w:rPr>
+                <w:sz w:val="20"/>
+              </w:rPr>
+              <w:t>66</w:t>
+            </w:r>
+          </w:p>
+        </w:tc>
+        <w:tc>
+          <w:tcPr>
+            <w:tcW w:type="dxa" w:w="1080"/>
+          </w:tcPr>
+          <w:p>
+            <w:r>
+              <w:rPr>
+                <w:sz w:val="20"/>
+              </w:rPr>
+            </w:r>
+            <w:r>
+              <w:rPr>
+                <w:sz w:val="20"/>
+              </w:rPr>
+              <w:t>(46)</w:t>
+            </w:r>
+          </w:p>
+        </w:tc>
+        <w:tc>
+          <w:tcPr>
+            <w:tcW w:type="dxa" w:w="1080"/>
+          </w:tcPr>
+          <w:p>
+            <w:r>
+              <w:rPr>
+                <w:sz w:val="20"/>
+              </w:rPr>
+            </w:r>
+            <w:r>
+              <w:rPr>
+                <w:sz w:val="20"/>
+              </w:rPr>
+              <w:t>(258)</w:t>
+            </w:r>
+          </w:p>
+        </w:tc>
+      </w:tr>
+      <w:tr>
+        <w:tc>
+          <w:tcPr>
+            <w:tcW w:type="dxa" w:w="1080"/>
+          </w:tcPr>
+          <w:p>
+            <w:r>
+              <w:rPr>
+                <w:sz w:val="20"/>
+              </w:rPr>
+            </w:r>
+            <w:r>
+              <w:rPr>
+                <w:sz w:val="20"/>
+              </w:rPr>
+              <w:t>M6</w:t>
+            </w:r>
+          </w:p>
+        </w:tc>
+        <w:tc>
+          <w:tcPr>
+            <w:tcW w:type="dxa" w:w="1080"/>
+          </w:tcPr>
+          <w:p>
+            <w:r>
+              <w:rPr>
+                <w:sz w:val="20"/>
+              </w:rPr>
+            </w:r>
+            <w:r>
+              <w:rPr>
+                <w:sz w:val="20"/>
+              </w:rPr>
+              <w:t>25</w:t>
+            </w:r>
+          </w:p>
+        </w:tc>
+        <w:tc>
+          <w:tcPr>
+            <w:tcW w:type="dxa" w:w="1080"/>
+          </w:tcPr>
+          <w:p>
+            <w:r>
+              <w:rPr>
+                <w:sz w:val="20"/>
+              </w:rPr>
+            </w:r>
+            <w:r>
+              <w:rPr>
+                <w:sz w:val="20"/>
+              </w:rPr>
+              <w:t>12</w:t>
+            </w:r>
+          </w:p>
+        </w:tc>
+        <w:tc>
+          <w:tcPr>
+            <w:tcW w:type="dxa" w:w="1080"/>
+          </w:tcPr>
+          <w:p>
+            <w:r>
+              <w:rPr>
+                <w:sz w:val="20"/>
+              </w:rPr>
+            </w:r>
+            <w:r>
+              <w:rPr>
+                <w:sz w:val="20"/>
+              </w:rPr>
+              <w:t>37</w:t>
+            </w:r>
+          </w:p>
+        </w:tc>
+        <w:tc>
+          <w:tcPr>
+            <w:tcW w:type="dxa" w:w="1080"/>
+          </w:tcPr>
+          <w:p>
+            <w:r>
+              <w:rPr>
+                <w:sz w:val="20"/>
+              </w:rPr>
+            </w:r>
+            <w:r>
+              <w:rPr>
+                <w:sz w:val="20"/>
+              </w:rPr>
+              <w:t>17</w:t>
+            </w:r>
+          </w:p>
+        </w:tc>
+        <w:tc>
+          <w:tcPr>
+            <w:tcW w:type="dxa" w:w="1080"/>
+          </w:tcPr>
+          <w:p>
+            <w:r>
+              <w:rPr>
+                <w:sz w:val="20"/>
+              </w:rPr>
+            </w:r>
+            <w:r>
+              <w:rPr>
+                <w:sz w:val="20"/>
+              </w:rPr>
+              <w:t>66</w:t>
+            </w:r>
+          </w:p>
+        </w:tc>
+        <w:tc>
+          <w:tcPr>
+            <w:tcW w:type="dxa" w:w="1080"/>
+          </w:tcPr>
+          <w:p>
+            <w:r>
+              <w:rPr>
+                <w:sz w:val="20"/>
+              </w:rPr>
+            </w:r>
+            <w:r>
+              <w:rPr>
+                <w:sz w:val="20"/>
+              </w:rPr>
+              <w:t>(41)</w:t>
+            </w:r>
+          </w:p>
+        </w:tc>
+        <w:tc>
+          <w:tcPr>
+            <w:tcW w:type="dxa" w:w="1080"/>
+          </w:tcPr>
+          <w:p>
+            <w:r>
+              <w:rPr>
+                <w:sz w:val="20"/>
+              </w:rPr>
+            </w:r>
+            <w:r>
+              <w:rPr>
+                <w:sz w:val="20"/>
+              </w:rPr>
+              <w:t>(299)</w:t>
+            </w:r>
+          </w:p>
+        </w:tc>
+      </w:tr>
+      <w:tr>
+        <w:tc>
+          <w:tcPr>
+            <w:tcW w:type="dxa" w:w="1080"/>
+          </w:tcPr>
+          <w:p>
+            <w:r>
+              <w:rPr>
+                <w:sz w:val="20"/>
+              </w:rPr>
+            </w:r>
+            <w:r>
+              <w:rPr>
+                <w:sz w:val="20"/>
+              </w:rPr>
+              <w:t>M7</w:t>
+            </w:r>
+          </w:p>
+        </w:tc>
+        <w:tc>
+          <w:tcPr>
+            <w:tcW w:type="dxa" w:w="1080"/>
+          </w:tcPr>
+          <w:p>
+            <w:r>
+              <w:rPr>
+                <w:sz w:val="20"/>
+              </w:rPr>
+            </w:r>
+            <w:r>
+              <w:rPr>
+                <w:sz w:val="20"/>
+              </w:rPr>
+              <w:t>30</w:t>
+            </w:r>
+          </w:p>
+        </w:tc>
+        <w:tc>
+          <w:tcPr>
+            <w:tcW w:type="dxa" w:w="1080"/>
+          </w:tcPr>
+          <w:p>
+            <w:r>
+              <w:rPr>
+                <w:sz w:val="20"/>
+              </w:rPr>
+            </w:r>
+            <w:r>
+              <w:rPr>
+                <w:sz w:val="20"/>
+              </w:rPr>
+              <w:t>13</w:t>
+            </w:r>
+          </w:p>
+        </w:tc>
+        <w:tc>
+          <w:tcPr>
+            <w:tcW w:type="dxa" w:w="1080"/>
+          </w:tcPr>
+          <w:p>
+            <w:r>
+              <w:rPr>
+                <w:sz w:val="20"/>
+              </w:rPr>
+            </w:r>
+            <w:r>
+              <w:rPr>
+                <w:sz w:val="20"/>
+              </w:rPr>
+              <w:t>37</w:t>
+            </w:r>
+          </w:p>
+        </w:tc>
+        <w:tc>
+          <w:tcPr>
+            <w:tcW w:type="dxa" w:w="1080"/>
+          </w:tcPr>
+          <w:p>
+            <w:r>
+              <w:rPr>
+                <w:sz w:val="20"/>
+              </w:rPr>
+            </w:r>
+            <w:r>
+              <w:rPr>
+                <w:sz w:val="20"/>
+              </w:rPr>
+              <w:t>18</w:t>
+            </w:r>
+          </w:p>
+        </w:tc>
+        <w:tc>
+          <w:tcPr>
+            <w:tcW w:type="dxa" w:w="1080"/>
+          </w:tcPr>
+          <w:p>
+            <w:r>
+              <w:rPr>
+                <w:sz w:val="20"/>
+              </w:rPr>
+            </w:r>
+            <w:r>
+              <w:rPr>
+                <w:sz w:val="20"/>
+              </w:rPr>
+              <w:t>68</w:t>
+            </w:r>
+          </w:p>
+        </w:tc>
+        <w:tc>
+          <w:tcPr>
+            <w:tcW w:type="dxa" w:w="1080"/>
+          </w:tcPr>
+          <w:p>
+            <w:r>
+              <w:rPr>
+                <w:sz w:val="20"/>
+              </w:rPr>
+            </w:r>
+            <w:r>
+              <w:rPr>
+                <w:sz w:val="20"/>
+              </w:rPr>
+              <w:t>(38)</w:t>
+            </w:r>
+          </w:p>
+        </w:tc>
+        <w:tc>
+          <w:tcPr>
+            <w:tcW w:type="dxa" w:w="1080"/>
+          </w:tcPr>
+          <w:p>
+            <w:r>
+              <w:rPr>
+                <w:sz w:val="20"/>
+              </w:rPr>
+            </w:r>
+            <w:r>
+              <w:rPr>
+                <w:sz w:val="20"/>
+              </w:rPr>
+              <w:t>(337)</w:t>
+            </w:r>
+          </w:p>
+        </w:tc>
+      </w:tr>
+      <w:tr>
+        <w:tc>
+          <w:tcPr>
+            <w:tcW w:type="dxa" w:w="1080"/>
+          </w:tcPr>
+          <w:p>
+            <w:r>
+              <w:rPr>
+                <w:sz w:val="20"/>
+              </w:rPr>
+            </w:r>
+            <w:r>
+              <w:rPr>
+                <w:sz w:val="20"/>
+              </w:rPr>
+              <w:t>M8</w:t>
+            </w:r>
+          </w:p>
+        </w:tc>
+        <w:tc>
+          <w:tcPr>
+            <w:tcW w:type="dxa" w:w="1080"/>
+          </w:tcPr>
+          <w:p>
+            <w:r>
+              <w:rPr>
+                <w:sz w:val="20"/>
+              </w:rPr>
+            </w:r>
+            <w:r>
+              <w:rPr>
+                <w:sz w:val="20"/>
+              </w:rPr>
+              <w:t>38</w:t>
+            </w:r>
+          </w:p>
+        </w:tc>
+        <w:tc>
+          <w:tcPr>
+            <w:tcW w:type="dxa" w:w="1080"/>
+          </w:tcPr>
+          <w:p>
+            <w:r>
+              <w:rPr>
+                <w:sz w:val="20"/>
+              </w:rPr>
+            </w:r>
+            <w:r>
+              <w:rPr>
+                <w:sz w:val="20"/>
+              </w:rPr>
+              <w:t>13</w:t>
+            </w:r>
+          </w:p>
+        </w:tc>
+        <w:tc>
+          <w:tcPr>
+            <w:tcW w:type="dxa" w:w="1080"/>
+          </w:tcPr>
+          <w:p>
+            <w:r>
+              <w:rPr>
+                <w:sz w:val="20"/>
+              </w:rPr>
+            </w:r>
+            <w:r>
+              <w:rPr>
+                <w:sz w:val="20"/>
+              </w:rPr>
+              <w:t>36</w:t>
+            </w:r>
+          </w:p>
+        </w:tc>
+        <w:tc>
+          <w:tcPr>
+            <w:tcW w:type="dxa" w:w="1080"/>
+          </w:tcPr>
+          <w:p>
+            <w:r>
+              <w:rPr>
+                <w:sz w:val="20"/>
+              </w:rPr>
+            </w:r>
+            <w:r>
+              <w:rPr>
+                <w:sz w:val="20"/>
+              </w:rPr>
+              <w:t>18</w:t>
+            </w:r>
+          </w:p>
+        </w:tc>
+        <w:tc>
+          <w:tcPr>
+            <w:tcW w:type="dxa" w:w="1080"/>
+          </w:tcPr>
+          <w:p>
+            <w:r>
+              <w:rPr>
+                <w:sz w:val="20"/>
+              </w:rPr>
+            </w:r>
+            <w:r>
+              <w:rPr>
+                <w:sz w:val="20"/>
+              </w:rPr>
+              <w:t>67</w:t>
+            </w:r>
+          </w:p>
+        </w:tc>
+        <w:tc>
+          <w:tcPr>
+            <w:tcW w:type="dxa" w:w="1080"/>
+          </w:tcPr>
+          <w:p>
+            <w:r>
+              <w:rPr>
+                <w:sz w:val="20"/>
+              </w:rPr>
+            </w:r>
+            <w:r>
+              <w:rPr>
+                <w:sz w:val="20"/>
+              </w:rPr>
+              <w:t>(29)</w:t>
+            </w:r>
+          </w:p>
+        </w:tc>
+        <w:tc>
+          <w:tcPr>
+            <w:tcW w:type="dxa" w:w="1080"/>
+          </w:tcPr>
+          <w:p>
+            <w:r>
+              <w:rPr>
+                <w:sz w:val="20"/>
+              </w:rPr>
+            </w:r>
+            <w:r>
+              <w:rPr>
+                <w:sz w:val="20"/>
+              </w:rPr>
+              <w:t>(366)</w:t>
+            </w:r>
+          </w:p>
+        </w:tc>
+      </w:tr>
+      <w:tr>
+        <w:tc>
+          <w:tcPr>
+            <w:tcW w:type="dxa" w:w="1080"/>
+          </w:tcPr>
+          <w:p>
+            <w:r>
+              <w:rPr>
+                <w:sz w:val="20"/>
+              </w:rPr>
+            </w:r>
+            <w:r>
+              <w:rPr>
+                <w:sz w:val="20"/>
+              </w:rPr>
+              <w:t>M9</w:t>
+            </w:r>
+          </w:p>
+        </w:tc>
+        <w:tc>
+          <w:tcPr>
+            <w:tcW w:type="dxa" w:w="1080"/>
+          </w:tcPr>
+          <w:p>
+            <w:r>
+              <w:rPr>
+                <w:sz w:val="20"/>
+              </w:rPr>
+            </w:r>
+            <w:r>
+              <w:rPr>
+                <w:sz w:val="20"/>
+              </w:rPr>
+              <w:t>45</w:t>
+            </w:r>
+          </w:p>
+        </w:tc>
+        <w:tc>
+          <w:tcPr>
+            <w:tcW w:type="dxa" w:w="1080"/>
+          </w:tcPr>
+          <w:p>
+            <w:r>
+              <w:rPr>
+                <w:sz w:val="20"/>
+              </w:rPr>
+            </w:r>
+            <w:r>
+              <w:rPr>
+                <w:sz w:val="20"/>
+              </w:rPr>
+              <w:t>14</w:t>
+            </w:r>
+          </w:p>
+        </w:tc>
+        <w:tc>
+          <w:tcPr>
+            <w:tcW w:type="dxa" w:w="1080"/>
+          </w:tcPr>
+          <w:p>
+            <w:r>
+              <w:rPr>
+                <w:sz w:val="20"/>
+              </w:rPr>
+            </w:r>
+            <w:r>
+              <w:rPr>
+                <w:sz w:val="20"/>
+              </w:rPr>
+              <w:t>36</w:t>
+            </w:r>
+          </w:p>
+        </w:tc>
+        <w:tc>
+          <w:tcPr>
+            <w:tcW w:type="dxa" w:w="1080"/>
+          </w:tcPr>
+          <w:p>
+            <w:r>
+              <w:rPr>
+                <w:sz w:val="20"/>
+              </w:rPr>
+            </w:r>
+            <w:r>
+              <w:rPr>
+                <w:sz w:val="20"/>
+              </w:rPr>
+              <w:t>19</w:t>
+            </w:r>
+          </w:p>
+        </w:tc>
+        <w:tc>
+          <w:tcPr>
+            <w:tcW w:type="dxa" w:w="1080"/>
+          </w:tcPr>
+          <w:p>
+            <w:r>
+              <w:rPr>
+                <w:sz w:val="20"/>
+              </w:rPr>
+            </w:r>
+            <w:r>
+              <w:rPr>
+                <w:sz w:val="20"/>
+              </w:rPr>
+              <w:t>69</w:t>
+            </w:r>
+          </w:p>
+        </w:tc>
+        <w:tc>
+          <w:tcPr>
+            <w:tcW w:type="dxa" w:w="1080"/>
+          </w:tcPr>
+          <w:p>
+            <w:r>
+              <w:rPr>
+                <w:sz w:val="20"/>
+              </w:rPr>
+            </w:r>
+            <w:r>
+              <w:rPr>
+                <w:sz w:val="20"/>
+              </w:rPr>
+              <w:t>(24)</w:t>
+            </w:r>
+          </w:p>
+        </w:tc>
+        <w:tc>
+          <w:tcPr>
+            <w:tcW w:type="dxa" w:w="1080"/>
+          </w:tcPr>
+          <w:p>
+            <w:r>
+              <w:rPr>
+                <w:sz w:val="20"/>
+              </w:rPr>
+            </w:r>
+            <w:r>
+              <w:rPr>
+                <w:sz w:val="20"/>
+              </w:rPr>
+              <w:t>(390)</w:t>
+            </w:r>
+          </w:p>
+        </w:tc>
+      </w:tr>
+      <w:tr>
+        <w:tc>
+          <w:tcPr>
+            <w:tcW w:type="dxa" w:w="1080"/>
+          </w:tcPr>
+          <w:p>
+            <w:r>
+              <w:rPr>
+                <w:sz w:val="20"/>
+              </w:rPr>
+            </w:r>
+            <w:r>
+              <w:rPr>
+                <w:sz w:val="20"/>
+              </w:rPr>
+              <w:t>M10</w:t>
+            </w:r>
+          </w:p>
+        </w:tc>
+        <w:tc>
+          <w:tcPr>
+            <w:tcW w:type="dxa" w:w="1080"/>
+          </w:tcPr>
+          <w:p>
+            <w:r>
+              <w:rPr>
+                <w:sz w:val="20"/>
+              </w:rPr>
+            </w:r>
+            <w:r>
+              <w:rPr>
+                <w:sz w:val="20"/>
+              </w:rPr>
+              <w:t>55</w:t>
+            </w:r>
+          </w:p>
+        </w:tc>
+        <w:tc>
+          <w:tcPr>
+            <w:tcW w:type="dxa" w:w="1080"/>
+          </w:tcPr>
+          <w:p>
+            <w:r>
+              <w:rPr>
+                <w:sz w:val="20"/>
+              </w:rPr>
+            </w:r>
+            <w:r>
+              <w:rPr>
+                <w:sz w:val="20"/>
+              </w:rPr>
+              <w:t>15</w:t>
+            </w:r>
+          </w:p>
+        </w:tc>
+        <w:tc>
+          <w:tcPr>
+            <w:tcW w:type="dxa" w:w="1080"/>
+          </w:tcPr>
+          <w:p>
+            <w:r>
+              <w:rPr>
+                <w:sz w:val="20"/>
+              </w:rPr>
+            </w:r>
+            <w:r>
+              <w:rPr>
+                <w:sz w:val="20"/>
+              </w:rPr>
+              <w:t>35</w:t>
+            </w:r>
+          </w:p>
+        </w:tc>
+        <w:tc>
+          <w:tcPr>
+            <w:tcW w:type="dxa" w:w="1080"/>
+          </w:tcPr>
+          <w:p>
+            <w:r>
+              <w:rPr>
+                <w:sz w:val="20"/>
+              </w:rPr>
+            </w:r>
+            <w:r>
+              <w:rPr>
+                <w:sz w:val="20"/>
+              </w:rPr>
+              <w:t>20</w:t>
+            </w:r>
+          </w:p>
+        </w:tc>
+        <w:tc>
+          <w:tcPr>
+            <w:tcW w:type="dxa" w:w="1080"/>
+          </w:tcPr>
+          <w:p>
+            <w:r>
+              <w:rPr>
+                <w:sz w:val="20"/>
+              </w:rPr>
+            </w:r>
+            <w:r>
+              <w:rPr>
+                <w:sz w:val="20"/>
+              </w:rPr>
+              <w:t>70</w:t>
+            </w:r>
+          </w:p>
+        </w:tc>
+        <w:tc>
+          <w:tcPr>
+            <w:tcW w:type="dxa" w:w="1080"/>
+          </w:tcPr>
+          <w:p>
+            <w:r>
+              <w:rPr>
+                <w:sz w:val="20"/>
+              </w:rPr>
+            </w:r>
+            <w:r>
+              <w:rPr>
+                <w:sz w:val="20"/>
+              </w:rPr>
+              <w:t>(15)</w:t>
+            </w:r>
+          </w:p>
+        </w:tc>
+        <w:tc>
+          <w:tcPr>
+            <w:tcW w:type="dxa" w:w="1080"/>
+          </w:tcPr>
+          <w:p>
+            <w:r>
+              <w:rPr>
+                <w:sz w:val="20"/>
+              </w:rPr>
+            </w:r>
+            <w:r>
+              <w:rPr>
+                <w:sz w:val="20"/>
+              </w:rPr>
+              <w:t>(405)</w:t>
+            </w:r>
+          </w:p>
+        </w:tc>
+      </w:tr>
+      <w:tr>
+        <w:tc>
+          <w:tcPr>
+            <w:tcW w:type="dxa" w:w="1080"/>
+          </w:tcPr>
+          <w:p>
+            <w:r>
+              <w:rPr>
+                <w:sz w:val="20"/>
+              </w:rPr>
+            </w:r>
+            <w:r>
+              <w:rPr>
+                <w:sz w:val="20"/>
+              </w:rPr>
+              <w:t>M11</w:t>
+            </w:r>
+          </w:p>
+        </w:tc>
+        <w:tc>
+          <w:tcPr>
+            <w:tcW w:type="dxa" w:w="1080"/>
+          </w:tcPr>
+          <w:p>
+            <w:r>
+              <w:rPr>
+                <w:sz w:val="20"/>
+              </w:rPr>
+            </w:r>
+            <w:r>
+              <w:rPr>
+                <w:sz w:val="20"/>
+              </w:rPr>
+              <w:t>68</w:t>
+            </w:r>
+          </w:p>
+        </w:tc>
+        <w:tc>
+          <w:tcPr>
+            <w:tcW w:type="dxa" w:w="1080"/>
+          </w:tcPr>
+          <w:p>
+            <w:r>
+              <w:rPr>
+                <w:sz w:val="20"/>
+              </w:rPr>
+            </w:r>
+            <w:r>
+              <w:rPr>
+                <w:sz w:val="20"/>
+              </w:rPr>
+              <w:t>17</w:t>
+            </w:r>
+          </w:p>
+        </w:tc>
+        <w:tc>
+          <w:tcPr>
+            <w:tcW w:type="dxa" w:w="1080"/>
+          </w:tcPr>
+          <w:p>
+            <w:r>
+              <w:rPr>
+                <w:sz w:val="20"/>
+              </w:rPr>
+            </w:r>
+            <w:r>
+              <w:rPr>
+                <w:sz w:val="20"/>
+              </w:rPr>
+              <w:t>35</w:t>
+            </w:r>
+          </w:p>
+        </w:tc>
+        <w:tc>
+          <w:tcPr>
+            <w:tcW w:type="dxa" w:w="1080"/>
+          </w:tcPr>
+          <w:p>
+            <w:r>
+              <w:rPr>
+                <w:sz w:val="20"/>
+              </w:rPr>
+            </w:r>
+            <w:r>
+              <w:rPr>
+                <w:sz w:val="20"/>
+              </w:rPr>
+              <w:t>20</w:t>
+            </w:r>
+          </w:p>
+        </w:tc>
+        <w:tc>
+          <w:tcPr>
+            <w:tcW w:type="dxa" w:w="1080"/>
+          </w:tcPr>
+          <w:p>
+            <w:r>
+              <w:rPr>
+                <w:sz w:val="20"/>
+              </w:rPr>
+            </w:r>
+            <w:r>
+              <w:rPr>
+                <w:sz w:val="20"/>
+              </w:rPr>
+              <w:t>72</w:t>
+            </w:r>
+          </w:p>
+        </w:tc>
+        <w:tc>
+          <w:tcPr>
+            <w:tcW w:type="dxa" w:w="1080"/>
+          </w:tcPr>
+          <w:p>
+            <w:r>
+              <w:rPr>
+                <w:sz w:val="20"/>
+              </w:rPr>
+            </w:r>
+            <w:r>
+              <w:rPr>
+                <w:sz w:val="20"/>
+              </w:rPr>
+              <w:t>(4)</w:t>
+            </w:r>
+          </w:p>
+        </w:tc>
+        <w:tc>
+          <w:tcPr>
+            <w:tcW w:type="dxa" w:w="1080"/>
+          </w:tcPr>
+          <w:p>
+            <w:r>
+              <w:rPr>
+                <w:sz w:val="20"/>
+              </w:rPr>
+            </w:r>
+            <w:r>
+              <w:rPr>
+                <w:sz w:val="20"/>
+              </w:rPr>
+              <w:t>(409)</w:t>
+            </w:r>
+          </w:p>
+        </w:tc>
+      </w:tr>
+      <w:tr>
+        <w:tc>
+          <w:tcPr>
+            <w:tcW w:type="dxa" w:w="1080"/>
+          </w:tcPr>
+          <w:p>
+            <w:r>
+              <w:rPr>
+                <w:sz w:val="20"/>
+              </w:rPr>
+            </w:r>
+            <w:r>
+              <w:rPr>
+                <w:sz w:val="20"/>
+              </w:rPr>
+              <w:t>M12</w:t>
+            </w:r>
+          </w:p>
+        </w:tc>
+        <w:tc>
+          <w:tcPr>
+            <w:tcW w:type="dxa" w:w="1080"/>
+          </w:tcPr>
+          <w:p>
+            <w:r>
+              <w:rPr>
+                <w:sz w:val="20"/>
+              </w:rPr>
+            </w:r>
+            <w:r>
+              <w:rPr>
+                <w:sz w:val="20"/>
+              </w:rPr>
+              <w:t>79</w:t>
+            </w:r>
+          </w:p>
+        </w:tc>
+        <w:tc>
+          <w:tcPr>
+            <w:tcW w:type="dxa" w:w="1080"/>
+          </w:tcPr>
+          <w:p>
+            <w:r>
+              <w:rPr>
+                <w:sz w:val="20"/>
+              </w:rPr>
+            </w:r>
+            <w:r>
+              <w:rPr>
+                <w:sz w:val="20"/>
+              </w:rPr>
+              <w:t>18</w:t>
+            </w:r>
+          </w:p>
+        </w:tc>
+        <w:tc>
+          <w:tcPr>
+            <w:tcW w:type="dxa" w:w="1080"/>
+          </w:tcPr>
+          <w:p>
+            <w:r>
+              <w:rPr>
+                <w:sz w:val="20"/>
+              </w:rPr>
+            </w:r>
+            <w:r>
+              <w:rPr>
+                <w:sz w:val="20"/>
+              </w:rPr>
+              <w:t>31</w:t>
+            </w:r>
+          </w:p>
+        </w:tc>
+        <w:tc>
+          <w:tcPr>
+            <w:tcW w:type="dxa" w:w="1080"/>
+          </w:tcPr>
+          <w:p>
+            <w:r>
+              <w:rPr>
+                <w:sz w:val="20"/>
+              </w:rPr>
+            </w:r>
+            <w:r>
+              <w:rPr>
+                <w:sz w:val="20"/>
+              </w:rPr>
+              <w:t>21</w:t>
+            </w:r>
+          </w:p>
+        </w:tc>
+        <w:tc>
+          <w:tcPr>
+            <w:tcW w:type="dxa" w:w="1080"/>
+          </w:tcPr>
+          <w:p>
+            <w:r>
+              <w:rPr>
+                <w:sz w:val="20"/>
+              </w:rPr>
+            </w:r>
+            <w:r>
+              <w:rPr>
+                <w:sz w:val="20"/>
+              </w:rPr>
+              <w:t>70</w:t>
+            </w:r>
+          </w:p>
+        </w:tc>
+        <w:tc>
+          <w:tcPr>
+            <w:tcW w:type="dxa" w:w="1080"/>
+          </w:tcPr>
+          <w:p>
+            <w:r>
+              <w:rPr>
+                <w:sz w:val="20"/>
+              </w:rPr>
+            </w:r>
+            <w:r>
+              <w:rPr>
+                <w:sz w:val="20"/>
+              </w:rPr>
+              <w:t>9</w:t>
+            </w:r>
+          </w:p>
+        </w:tc>
+        <w:tc>
+          <w:tcPr>
+            <w:tcW w:type="dxa" w:w="1080"/>
+          </w:tcPr>
+          <w:p>
+            <w:r>
+              <w:rPr>
+                <w:sz w:val="20"/>
+              </w:rPr>
+            </w:r>
+            <w:r>
+              <w:rPr>
+                <w:sz w:val="20"/>
+              </w:rPr>
+              <w:t>(400)</w:t>
+            </w:r>
+          </w:p>
+        </w:tc>
+      </w:tr>
+      <w:tr>
+        <w:tc>
+          <w:tcPr>
+            <w:tcW w:type="dxa" w:w="1080"/>
+          </w:tcPr>
+          <w:p>
+            <w:r>
+              <w:rPr>
+                <w:sz w:val="20"/>
+              </w:rPr>
+            </w:r>
+            <w:r>
+              <w:rPr>
+                <w:b/>
+                <w:sz w:val="20"/>
+              </w:rPr>
+              <w:t>Total</w:t>
+            </w:r>
+          </w:p>
+        </w:tc>
+        <w:tc>
+          <w:tcPr>
+            <w:tcW w:type="dxa" w:w="1080"/>
+          </w:tcPr>
+          <w:p>
+            <w:r>
+              <w:rPr>
+                <w:sz w:val="20"/>
+              </w:rPr>
+            </w:r>
+            <w:r>
+              <w:rPr>
+                <w:b/>
+                <w:sz w:val="20"/>
+              </w:rPr>
+              <w:t>400</w:t>
+            </w:r>
+          </w:p>
+        </w:tc>
+        <w:tc>
+          <w:tcPr>
+            <w:tcW w:type="dxa" w:w="1080"/>
+          </w:tcPr>
+          <w:p>
+            <w:r>
+              <w:rPr>
+                <w:sz w:val="20"/>
+              </w:rPr>
+            </w:r>
+            <w:r>
+              <w:rPr>
+                <w:b/>
+                <w:sz w:val="20"/>
+              </w:rPr>
+              <w:t>150</w:t>
+            </w:r>
+          </w:p>
+        </w:tc>
+        <w:tc>
+          <w:tcPr>
+            <w:tcW w:type="dxa" w:w="1080"/>
+          </w:tcPr>
+          <w:p>
+            <w:r>
+              <w:rPr>
+                <w:sz w:val="20"/>
+              </w:rPr>
+            </w:r>
+            <w:r>
+              <w:rPr>
+                <w:b/>
+                <w:sz w:val="20"/>
+              </w:rPr>
+              <w:t>450</w:t>
+            </w:r>
+          </w:p>
+        </w:tc>
+        <w:tc>
+          <w:tcPr>
+            <w:tcW w:type="dxa" w:w="1080"/>
+          </w:tcPr>
+          <w:p>
+            <w:r>
+              <w:rPr>
+                <w:sz w:val="20"/>
+              </w:rPr>
+            </w:r>
+            <w:r>
+              <w:rPr>
+                <w:b/>
+                <w:sz w:val="20"/>
+              </w:rPr>
+              <w:t>200</w:t>
+            </w:r>
+          </w:p>
+        </w:tc>
+        <w:tc>
+          <w:tcPr>
+            <w:tcW w:type="dxa" w:w="1080"/>
+          </w:tcPr>
+          <w:p>
+            <w:r>
+              <w:rPr>
+                <w:sz w:val="20"/>
+              </w:rPr>
+            </w:r>
+            <w:r>
+              <w:rPr>
+                <w:b/>
+                <w:sz w:val="20"/>
+              </w:rPr>
+              <w:t>800</w:t>
+            </w:r>
+          </w:p>
+        </w:tc>
+        <w:tc>
+          <w:tcPr>
+            <w:tcW w:type="dxa" w:w="1080"/>
+          </w:tcPr>
+          <w:p>
+            <w:r>
+              <w:rPr>
+                <w:sz w:val="20"/>
+              </w:rPr>
+            </w:r>
+            <w:r>
+              <w:rPr>
+                <w:b/>
+                <w:sz w:val="20"/>
+              </w:rPr>
+              <w:t>(400)</w:t>
+            </w:r>
+          </w:p>
+        </w:tc>
+        <w:tc>
+          <w:tcPr>
+            <w:tcW w:type="dxa" w:w="1080"/>
+          </w:tcPr>
+          <w:p>
+            <w:r>
+              <w:rPr>
+                <w:sz w:val="20"/>
+              </w:rPr>
+            </w:r>
+            <w:r>
+              <w:rPr>
+                <w:sz w:val="20"/>
+              </w:rPr>
+              <w:t>—</w:t>
+            </w:r>
+          </w:p>
+        </w:tc>
+      </w:tr>
+    </w:tbl>
+    <w:p>
+      <w:r>
+        <w:t xml:space="preserve">Peak intra-year cash need ≈ </w:t>
+      </w:r>
+      <w:r>
+        <w:rPr>
+          <w:b/>
+        </w:rPr>
+        <w:t>$409K</w:t>
+      </w:r>
+      <w:r>
+        <w:t xml:space="preserve"> (M11); monthly burn narrows from ~$58K (M1) to cash-positive by M12 as ARPU and graduated markets compound.</w:t>
+      </w:r>
+    </w:p>
+    <w:p>
+      <w:r>
+        <w:rPr>
+          <w:b/>
+        </w:rPr>
+        <w:t>(c) Years 2–3 — quarterly operating cash flow.</w:t>
+      </w:r>
+    </w:p>
+    <w:tbl>
+      <w:tblPr>
+        <w:tblStyle w:val="TableGrid"/>
+        <w:tblW w:type="auto" w:w="0"/>
+        <w:tblLayout w:type="autofit"/>
+        <w:tblLook w:firstColumn="1" w:firstRow="1" w:lastColumn="0" w:lastRow="0" w:noHBand="0" w:noVBand="1" w:val="04A0"/>
+      </w:tblPr>
+      <w:tblGrid>
+        <w:gridCol w:w="1728"/>
+        <w:gridCol w:w="1728"/>
+        <w:gridCol w:w="1728"/>
+        <w:gridCol w:w="1728"/>
+        <w:gridCol w:w="1728"/>
+      </w:tblGrid>
+      <w:tr>
+        <w:tc>
+          <w:tcPr>
+            <w:tcW w:type="dxa" w:w="1728"/>
+            <w:shd w:val="clear" w:fill="DBE5F1"/>
+          </w:tcPr>
+          <w:p>
+            <w:r>
+              <w:rPr>
+                <w:b/>
+                <w:sz w:val="20"/>
+              </w:rPr>
+            </w:r>
+            <w:r>
+              <w:rPr>
+                <w:b/>
+                <w:sz w:val="20"/>
+              </w:rPr>
+              <w:t>Quarter</w:t>
+            </w:r>
+          </w:p>
+        </w:tc>
+        <w:tc>
+          <w:tcPr>
+            <w:tcW w:type="dxa" w:w="1728"/>
+            <w:shd w:val="clear" w:fill="DBE5F1"/>
+          </w:tcPr>
+          <w:p>
+            <w:r>
+              <w:rPr>
+                <w:b/>
+                <w:sz w:val="20"/>
+              </w:rPr>
+            </w:r>
+            <w:r>
+              <w:rPr>
+                <w:b/>
+                <w:sz w:val="20"/>
+              </w:rPr>
+              <w:t>Revenue</w:t>
+            </w:r>
+          </w:p>
+        </w:tc>
+        <w:tc>
+          <w:tcPr>
+            <w:tcW w:type="dxa" w:w="1728"/>
+            <w:shd w:val="clear" w:fill="DBE5F1"/>
+          </w:tcPr>
+          <w:p>
+            <w:r>
+              <w:rPr>
+                <w:b/>
+                <w:sz w:val="20"/>
+              </w:rPr>
+            </w:r>
+            <w:r>
+              <w:rPr>
+                <w:b/>
+                <w:sz w:val="20"/>
+              </w:rPr>
+              <w:t>Total cost</w:t>
+            </w:r>
+          </w:p>
+        </w:tc>
+        <w:tc>
+          <w:tcPr>
+            <w:tcW w:type="dxa" w:w="1728"/>
+            <w:shd w:val="clear" w:fill="DBE5F1"/>
+          </w:tcPr>
+          <w:p>
+            <w:r>
+              <w:rPr>
+                <w:b/>
+                <w:sz w:val="20"/>
+              </w:rPr>
+            </w:r>
+            <w:r>
+              <w:rPr>
+                <w:b/>
+                <w:sz w:val="20"/>
+              </w:rPr>
+              <w:t>Net CF</w:t>
+            </w:r>
+          </w:p>
+        </w:tc>
+        <w:tc>
+          <w:tcPr>
+            <w:tcW w:type="dxa" w:w="1728"/>
+            <w:shd w:val="clear" w:fill="DBE5F1"/>
+          </w:tcPr>
+          <w:p>
+            <w:r>
+              <w:rPr>
+                <w:b/>
+                <w:sz w:val="20"/>
+              </w:rPr>
+            </w:r>
+            <w:r>
+              <w:rPr>
+                <w:b/>
+                <w:sz w:val="20"/>
+              </w:rPr>
+              <w:t>Cumulative (from Y2 start)</w:t>
+            </w:r>
+          </w:p>
+        </w:tc>
+      </w:tr>
+      <w:tr>
+        <w:tc>
+          <w:tcPr>
+            <w:tcW w:type="dxa" w:w="1728"/>
+          </w:tcPr>
+          <w:p>
+            <w:r>
+              <w:rPr>
+                <w:sz w:val="20"/>
+              </w:rPr>
+            </w:r>
+            <w:r>
+              <w:rPr>
+                <w:sz w:val="20"/>
+              </w:rPr>
+              <w:t>Y2 Q1</w:t>
+            </w:r>
+          </w:p>
+        </w:tc>
+        <w:tc>
+          <w:tcPr>
+            <w:tcW w:type="dxa" w:w="1728"/>
+          </w:tcPr>
+          <w:p>
+            <w:r>
+              <w:rPr>
+                <w:sz w:val="20"/>
+              </w:rPr>
+            </w:r>
+            <w:r>
+              <w:rPr>
+                <w:sz w:val="20"/>
+              </w:rPr>
+              <w:t>250</w:t>
+            </w:r>
+          </w:p>
+        </w:tc>
+        <w:tc>
+          <w:tcPr>
+            <w:tcW w:type="dxa" w:w="1728"/>
+          </w:tcPr>
+          <w:p>
+            <w:r>
+              <w:rPr>
+                <w:sz w:val="20"/>
+              </w:rPr>
+            </w:r>
+            <w:r>
+              <w:rPr>
+                <w:sz w:val="20"/>
+              </w:rPr>
+              <w:t>460</w:t>
+            </w:r>
+          </w:p>
+        </w:tc>
+        <w:tc>
+          <w:tcPr>
+            <w:tcW w:type="dxa" w:w="1728"/>
+          </w:tcPr>
+          <w:p>
+            <w:r>
+              <w:rPr>
+                <w:sz w:val="20"/>
+              </w:rPr>
+            </w:r>
+            <w:r>
+              <w:rPr>
+                <w:sz w:val="20"/>
+              </w:rPr>
+              <w:t>(210)</w:t>
+            </w:r>
+          </w:p>
+        </w:tc>
+        <w:tc>
+          <w:tcPr>
+            <w:tcW w:type="dxa" w:w="1728"/>
+          </w:tcPr>
+          <w:p>
+            <w:r>
+              <w:rPr>
+                <w:sz w:val="20"/>
+              </w:rPr>
+            </w:r>
+            <w:r>
+              <w:rPr>
+                <w:sz w:val="20"/>
+              </w:rPr>
+              <w:t>(210)</w:t>
+            </w:r>
+          </w:p>
+        </w:tc>
+      </w:tr>
+      <w:tr>
+        <w:tc>
+          <w:tcPr>
+            <w:tcW w:type="dxa" w:w="1728"/>
+          </w:tcPr>
+          <w:p>
+            <w:r>
+              <w:rPr>
+                <w:sz w:val="20"/>
+              </w:rPr>
+            </w:r>
+            <w:r>
+              <w:rPr>
+                <w:sz w:val="20"/>
+              </w:rPr>
+              <w:t>Y2 Q2</w:t>
+            </w:r>
+          </w:p>
+        </w:tc>
+        <w:tc>
+          <w:tcPr>
+            <w:tcW w:type="dxa" w:w="1728"/>
+          </w:tcPr>
+          <w:p>
+            <w:r>
+              <w:rPr>
+                <w:sz w:val="20"/>
+              </w:rPr>
+            </w:r>
+            <w:r>
+              <w:rPr>
+                <w:sz w:val="20"/>
+              </w:rPr>
+              <w:t>300</w:t>
+            </w:r>
+          </w:p>
+        </w:tc>
+        <w:tc>
+          <w:tcPr>
+            <w:tcW w:type="dxa" w:w="1728"/>
+          </w:tcPr>
+          <w:p>
+            <w:r>
+              <w:rPr>
+                <w:sz w:val="20"/>
+              </w:rPr>
+            </w:r>
+            <w:r>
+              <w:rPr>
+                <w:sz w:val="20"/>
+              </w:rPr>
+              <w:t>440</w:t>
+            </w:r>
+          </w:p>
+        </w:tc>
+        <w:tc>
+          <w:tcPr>
+            <w:tcW w:type="dxa" w:w="1728"/>
+          </w:tcPr>
+          <w:p>
+            <w:r>
+              <w:rPr>
+                <w:sz w:val="20"/>
+              </w:rPr>
+            </w:r>
+            <w:r>
+              <w:rPr>
+                <w:sz w:val="20"/>
+              </w:rPr>
+              <w:t>(140)</w:t>
+            </w:r>
+          </w:p>
+        </w:tc>
+        <w:tc>
+          <w:tcPr>
+            <w:tcW w:type="dxa" w:w="1728"/>
+          </w:tcPr>
+          <w:p>
+            <w:r>
+              <w:rPr>
+                <w:sz w:val="20"/>
+              </w:rPr>
+            </w:r>
+            <w:r>
+              <w:rPr>
+                <w:sz w:val="20"/>
+              </w:rPr>
+              <w:t>(350)</w:t>
+            </w:r>
+          </w:p>
+        </w:tc>
+      </w:tr>
+      <w:tr>
+        <w:tc>
+          <w:tcPr>
+            <w:tcW w:type="dxa" w:w="1728"/>
+          </w:tcPr>
+          <w:p>
+            <w:r>
+              <w:rPr>
+                <w:sz w:val="20"/>
+              </w:rPr>
+            </w:r>
+            <w:r>
+              <w:rPr>
+                <w:sz w:val="20"/>
+              </w:rPr>
+              <w:t>Y2 Q3</w:t>
+            </w:r>
+          </w:p>
+        </w:tc>
+        <w:tc>
+          <w:tcPr>
+            <w:tcW w:type="dxa" w:w="1728"/>
+          </w:tcPr>
+          <w:p>
+            <w:r>
+              <w:rPr>
+                <w:sz w:val="20"/>
+              </w:rPr>
+            </w:r>
+            <w:r>
+              <w:rPr>
+                <w:sz w:val="20"/>
+              </w:rPr>
+              <w:t>350</w:t>
+            </w:r>
+          </w:p>
+        </w:tc>
+        <w:tc>
+          <w:tcPr>
+            <w:tcW w:type="dxa" w:w="1728"/>
+          </w:tcPr>
+          <w:p>
+            <w:r>
+              <w:rPr>
+                <w:sz w:val="20"/>
+              </w:rPr>
+            </w:r>
+            <w:r>
+              <w:rPr>
+                <w:sz w:val="20"/>
+              </w:rPr>
+              <w:t>430</w:t>
+            </w:r>
+          </w:p>
+        </w:tc>
+        <w:tc>
+          <w:tcPr>
+            <w:tcW w:type="dxa" w:w="1728"/>
+          </w:tcPr>
+          <w:p>
+            <w:r>
+              <w:rPr>
+                <w:sz w:val="20"/>
+              </w:rPr>
+            </w:r>
+            <w:r>
+              <w:rPr>
+                <w:sz w:val="20"/>
+              </w:rPr>
+              <w:t>(80)</w:t>
+            </w:r>
+          </w:p>
+        </w:tc>
+        <w:tc>
+          <w:tcPr>
+            <w:tcW w:type="dxa" w:w="1728"/>
+          </w:tcPr>
+          <w:p>
+            <w:r>
+              <w:rPr>
+                <w:sz w:val="20"/>
+              </w:rPr>
+            </w:r>
+            <w:r>
+              <w:rPr>
+                <w:sz w:val="20"/>
+              </w:rPr>
+              <w:t>(430)</w:t>
+            </w:r>
+          </w:p>
+        </w:tc>
+      </w:tr>
+      <w:tr>
+        <w:tc>
+          <w:tcPr>
+            <w:tcW w:type="dxa" w:w="1728"/>
+          </w:tcPr>
+          <w:p>
+            <w:r>
+              <w:rPr>
+                <w:sz w:val="20"/>
+              </w:rPr>
+            </w:r>
+            <w:r>
+              <w:rPr>
+                <w:sz w:val="20"/>
+              </w:rPr>
+              <w:t>Y2 Q4</w:t>
+            </w:r>
+          </w:p>
+        </w:tc>
+        <w:tc>
+          <w:tcPr>
+            <w:tcW w:type="dxa" w:w="1728"/>
+          </w:tcPr>
+          <w:p>
+            <w:r>
+              <w:rPr>
+                <w:sz w:val="20"/>
+              </w:rPr>
+            </w:r>
+            <w:r>
+              <w:rPr>
+                <w:sz w:val="20"/>
+              </w:rPr>
+              <w:t>400</w:t>
+            </w:r>
+          </w:p>
+        </w:tc>
+        <w:tc>
+          <w:tcPr>
+            <w:tcW w:type="dxa" w:w="1728"/>
+          </w:tcPr>
+          <w:p>
+            <w:r>
+              <w:rPr>
+                <w:sz w:val="20"/>
+              </w:rPr>
+            </w:r>
+            <w:r>
+              <w:rPr>
+                <w:sz w:val="20"/>
+              </w:rPr>
+              <w:t>420</w:t>
+            </w:r>
+          </w:p>
+        </w:tc>
+        <w:tc>
+          <w:tcPr>
+            <w:tcW w:type="dxa" w:w="1728"/>
+          </w:tcPr>
+          <w:p>
+            <w:r>
+              <w:rPr>
+                <w:sz w:val="20"/>
+              </w:rPr>
+            </w:r>
+            <w:r>
+              <w:rPr>
+                <w:sz w:val="20"/>
+              </w:rPr>
+              <w:t>(20)</w:t>
+            </w:r>
+          </w:p>
+        </w:tc>
+        <w:tc>
+          <w:tcPr>
+            <w:tcW w:type="dxa" w:w="1728"/>
+          </w:tcPr>
+          <w:p>
+            <w:r>
+              <w:rPr>
+                <w:sz w:val="20"/>
+              </w:rPr>
+            </w:r>
+            <w:r>
+              <w:rPr>
+                <w:sz w:val="20"/>
+              </w:rPr>
+              <w:t>(450)</w:t>
+            </w:r>
+          </w:p>
+        </w:tc>
+      </w:tr>
+      <w:tr>
+        <w:tc>
+          <w:tcPr>
+            <w:tcW w:type="dxa" w:w="1728"/>
+          </w:tcPr>
+          <w:p>
+            <w:r>
+              <w:rPr>
+                <w:sz w:val="20"/>
+              </w:rPr>
+            </w:r>
+            <w:r>
+              <w:rPr>
+                <w:sz w:val="20"/>
+              </w:rPr>
+              <w:t>Y3 Q1</w:t>
+            </w:r>
+          </w:p>
+        </w:tc>
+        <w:tc>
+          <w:tcPr>
+            <w:tcW w:type="dxa" w:w="1728"/>
+          </w:tcPr>
+          <w:p>
+            <w:r>
+              <w:rPr>
+                <w:sz w:val="20"/>
+              </w:rPr>
+            </w:r>
+            <w:r>
+              <w:rPr>
+                <w:sz w:val="20"/>
+              </w:rPr>
+              <w:t>650</w:t>
+            </w:r>
+          </w:p>
+        </w:tc>
+        <w:tc>
+          <w:tcPr>
+            <w:tcW w:type="dxa" w:w="1728"/>
+          </w:tcPr>
+          <w:p>
+            <w:r>
+              <w:rPr>
+                <w:sz w:val="20"/>
+              </w:rPr>
+            </w:r>
+            <w:r>
+              <w:rPr>
+                <w:sz w:val="20"/>
+              </w:rPr>
+              <w:t>780</w:t>
+            </w:r>
+          </w:p>
+        </w:tc>
+        <w:tc>
+          <w:tcPr>
+            <w:tcW w:type="dxa" w:w="1728"/>
+          </w:tcPr>
+          <w:p>
+            <w:r>
+              <w:rPr>
+                <w:sz w:val="20"/>
+              </w:rPr>
+            </w:r>
+            <w:r>
+              <w:rPr>
+                <w:sz w:val="20"/>
+              </w:rPr>
+              <w:t>(130)</w:t>
+            </w:r>
+          </w:p>
+        </w:tc>
+        <w:tc>
+          <w:tcPr>
+            <w:tcW w:type="dxa" w:w="1728"/>
+          </w:tcPr>
+          <w:p>
+            <w:r>
+              <w:rPr>
+                <w:sz w:val="20"/>
+              </w:rPr>
+            </w:r>
+            <w:r>
+              <w:rPr>
+                <w:sz w:val="20"/>
+              </w:rPr>
+              <w:t>(580)</w:t>
+            </w:r>
+          </w:p>
+        </w:tc>
+      </w:tr>
+      <w:tr>
+        <w:tc>
+          <w:tcPr>
+            <w:tcW w:type="dxa" w:w="1728"/>
+          </w:tcPr>
+          <w:p>
+            <w:r>
+              <w:rPr>
+                <w:sz w:val="20"/>
+              </w:rPr>
+            </w:r>
+            <w:r>
+              <w:rPr>
+                <w:sz w:val="20"/>
+              </w:rPr>
+              <w:t>Y3 Q2</w:t>
+            </w:r>
+          </w:p>
+        </w:tc>
+        <w:tc>
+          <w:tcPr>
+            <w:tcW w:type="dxa" w:w="1728"/>
+          </w:tcPr>
+          <w:p>
+            <w:r>
+              <w:rPr>
+                <w:sz w:val="20"/>
+              </w:rPr>
+            </w:r>
+            <w:r>
+              <w:rPr>
+                <w:sz w:val="20"/>
+              </w:rPr>
+              <w:t>740</w:t>
+            </w:r>
+          </w:p>
+        </w:tc>
+        <w:tc>
+          <w:tcPr>
+            <w:tcW w:type="dxa" w:w="1728"/>
+          </w:tcPr>
+          <w:p>
+            <w:r>
+              <w:rPr>
+                <w:sz w:val="20"/>
+              </w:rPr>
+            </w:r>
+            <w:r>
+              <w:rPr>
+                <w:sz w:val="20"/>
+              </w:rPr>
+              <w:t>760</w:t>
+            </w:r>
+          </w:p>
+        </w:tc>
+        <w:tc>
+          <w:tcPr>
+            <w:tcW w:type="dxa" w:w="1728"/>
+          </w:tcPr>
+          <w:p>
+            <w:r>
+              <w:rPr>
+                <w:sz w:val="20"/>
+              </w:rPr>
+            </w:r>
+            <w:r>
+              <w:rPr>
+                <w:sz w:val="20"/>
+              </w:rPr>
+              <w:t>(20)</w:t>
+            </w:r>
+          </w:p>
+        </w:tc>
+        <w:tc>
+          <w:tcPr>
+            <w:tcW w:type="dxa" w:w="1728"/>
+          </w:tcPr>
+          <w:p>
+            <w:r>
+              <w:rPr>
+                <w:sz w:val="20"/>
+              </w:rPr>
+            </w:r>
+            <w:r>
+              <w:rPr>
+                <w:sz w:val="20"/>
+              </w:rPr>
+              <w:t>(600)</w:t>
+            </w:r>
+          </w:p>
+        </w:tc>
+      </w:tr>
+      <w:tr>
+        <w:tc>
+          <w:tcPr>
+            <w:tcW w:type="dxa" w:w="1728"/>
+          </w:tcPr>
+          <w:p>
+            <w:r>
+              <w:rPr>
+                <w:sz w:val="20"/>
+              </w:rPr>
+            </w:r>
+            <w:r>
+              <w:rPr>
+                <w:sz w:val="20"/>
+              </w:rPr>
+              <w:t>Y3 Q3</w:t>
+            </w:r>
+          </w:p>
+        </w:tc>
+        <w:tc>
+          <w:tcPr>
+            <w:tcW w:type="dxa" w:w="1728"/>
+          </w:tcPr>
+          <w:p>
+            <w:r>
+              <w:rPr>
+                <w:sz w:val="20"/>
+              </w:rPr>
+            </w:r>
+            <w:r>
+              <w:rPr>
+                <w:sz w:val="20"/>
+              </w:rPr>
+              <w:t>820</w:t>
+            </w:r>
+          </w:p>
+        </w:tc>
+        <w:tc>
+          <w:tcPr>
+            <w:tcW w:type="dxa" w:w="1728"/>
+          </w:tcPr>
+          <w:p>
+            <w:r>
+              <w:rPr>
+                <w:sz w:val="20"/>
+              </w:rPr>
+            </w:r>
+            <w:r>
+              <w:rPr>
+                <w:sz w:val="20"/>
+              </w:rPr>
+              <w:t>740</w:t>
+            </w:r>
+          </w:p>
+        </w:tc>
+        <w:tc>
+          <w:tcPr>
+            <w:tcW w:type="dxa" w:w="1728"/>
+          </w:tcPr>
+          <w:p>
+            <w:r>
+              <w:rPr>
+                <w:sz w:val="20"/>
+              </w:rPr>
+            </w:r>
+            <w:r>
+              <w:rPr>
+                <w:sz w:val="20"/>
+              </w:rPr>
+              <w:t>80</w:t>
+            </w:r>
+          </w:p>
+        </w:tc>
+        <w:tc>
+          <w:tcPr>
+            <w:tcW w:type="dxa" w:w="1728"/>
+          </w:tcPr>
+          <w:p>
+            <w:r>
+              <w:rPr>
+                <w:sz w:val="20"/>
+              </w:rPr>
+            </w:r>
+            <w:r>
+              <w:rPr>
+                <w:sz w:val="20"/>
+              </w:rPr>
+              <w:t>(520)</w:t>
+            </w:r>
+          </w:p>
+        </w:tc>
+      </w:tr>
+      <w:tr>
+        <w:tc>
+          <w:tcPr>
+            <w:tcW w:type="dxa" w:w="1728"/>
+          </w:tcPr>
+          <w:p>
+            <w:r>
+              <w:rPr>
+                <w:sz w:val="20"/>
+              </w:rPr>
+            </w:r>
+            <w:r>
+              <w:rPr>
+                <w:sz w:val="20"/>
+              </w:rPr>
+              <w:t>Y3 Q4</w:t>
+            </w:r>
+          </w:p>
+        </w:tc>
+        <w:tc>
+          <w:tcPr>
+            <w:tcW w:type="dxa" w:w="1728"/>
+          </w:tcPr>
+          <w:p>
+            <w:r>
+              <w:rPr>
+                <w:sz w:val="20"/>
+              </w:rPr>
+            </w:r>
+            <w:r>
+              <w:rPr>
+                <w:sz w:val="20"/>
+              </w:rPr>
+              <w:t>890</w:t>
+            </w:r>
+          </w:p>
+        </w:tc>
+        <w:tc>
+          <w:tcPr>
+            <w:tcW w:type="dxa" w:w="1728"/>
+          </w:tcPr>
+          <w:p>
+            <w:r>
+              <w:rPr>
+                <w:sz w:val="20"/>
+              </w:rPr>
+            </w:r>
+            <w:r>
+              <w:rPr>
+                <w:sz w:val="20"/>
+              </w:rPr>
+              <w:t>720</w:t>
+            </w:r>
+          </w:p>
+        </w:tc>
+        <w:tc>
+          <w:tcPr>
+            <w:tcW w:type="dxa" w:w="1728"/>
+          </w:tcPr>
+          <w:p>
+            <w:r>
+              <w:rPr>
+                <w:sz w:val="20"/>
+              </w:rPr>
+            </w:r>
+            <w:r>
+              <w:rPr>
+                <w:sz w:val="20"/>
+              </w:rPr>
+              <w:t>170</w:t>
+            </w:r>
+          </w:p>
+        </w:tc>
+        <w:tc>
+          <w:tcPr>
+            <w:tcW w:type="dxa" w:w="1728"/>
+          </w:tcPr>
+          <w:p>
+            <w:r>
+              <w:rPr>
+                <w:sz w:val="20"/>
+              </w:rPr>
+            </w:r>
+            <w:r>
+              <w:rPr>
+                <w:sz w:val="20"/>
+              </w:rPr>
+              <w:t>(350)</w:t>
+            </w:r>
+          </w:p>
+        </w:tc>
+      </w:tr>
+    </w:tbl>
+    <w:p>
+      <w:r>
+        <w:t xml:space="preserve">PoC crosses to </w:t>
+      </w:r>
+      <w:r>
+        <w:rPr>
+          <w:b/>
+        </w:rPr>
+        <w:t>quarter-positive in Y3 Q3</w:t>
+      </w:r>
+      <w:r>
+        <w:t xml:space="preserve"> and finishes Year 3 at a positive run-rate.</w:t>
+      </w:r>
+    </w:p>
+    <w:p>
+      <w:r>
+        <w:rPr>
+          <w:b/>
+        </w:rPr>
+        <w:t>(d) Consolidated funding &amp; crossover (test + 3-year).</w:t>
+      </w:r>
+    </w:p>
+    <w:tbl>
+      <w:tblPr>
+        <w:tblStyle w:val="TableGrid"/>
+        <w:tblW w:type="auto" w:w="0"/>
+        <w:tblLayout w:type="autofit"/>
+        <w:tblLook w:firstColumn="1" w:firstRow="1" w:lastColumn="0" w:lastRow="0" w:noHBand="0" w:noVBand="1" w:val="04A0"/>
+      </w:tblPr>
+      <w:tblGrid>
+        <w:gridCol w:w="1728"/>
+        <w:gridCol w:w="1728"/>
+        <w:gridCol w:w="1728"/>
+        <w:gridCol w:w="1728"/>
+        <w:gridCol w:w="1728"/>
+      </w:tblGrid>
+      <w:tr>
+        <w:tc>
+          <w:tcPr>
+            <w:tcW w:type="dxa" w:w="1728"/>
+            <w:shd w:val="clear" w:fill="DBE5F1"/>
+          </w:tcPr>
+          <w:p>
+            <w:r>
+              <w:rPr>
+                <w:b/>
+                <w:sz w:val="20"/>
+              </w:rPr>
+            </w:r>
+            <w:r>
+              <w:rPr>
+                <w:b/>
+                <w:sz w:val="20"/>
+              </w:rPr>
+              <w:t>($000)</w:t>
+            </w:r>
+          </w:p>
+        </w:tc>
+        <w:tc>
+          <w:tcPr>
+            <w:tcW w:type="dxa" w:w="1728"/>
+            <w:shd w:val="clear" w:fill="DBE5F1"/>
+          </w:tcPr>
+          <w:p>
+            <w:r>
+              <w:rPr>
+                <w:b/>
+                <w:sz w:val="20"/>
+              </w:rPr>
+            </w:r>
+            <w:r>
+              <w:rPr>
+                <w:b/>
+                <w:sz w:val="20"/>
+              </w:rPr>
+              <w:t>Test (Yr 0)</w:t>
+            </w:r>
+          </w:p>
+        </w:tc>
+        <w:tc>
+          <w:tcPr>
+            <w:tcW w:type="dxa" w:w="1728"/>
+            <w:shd w:val="clear" w:fill="DBE5F1"/>
+          </w:tcPr>
+          <w:p>
+            <w:r>
+              <w:rPr>
+                <w:b/>
+                <w:sz w:val="20"/>
+              </w:rPr>
+            </w:r>
+            <w:r>
+              <w:rPr>
+                <w:b/>
+                <w:sz w:val="20"/>
+              </w:rPr>
+              <w:t>Year 1</w:t>
+            </w:r>
+          </w:p>
+        </w:tc>
+        <w:tc>
+          <w:tcPr>
+            <w:tcW w:type="dxa" w:w="1728"/>
+            <w:shd w:val="clear" w:fill="DBE5F1"/>
+          </w:tcPr>
+          <w:p>
+            <w:r>
+              <w:rPr>
+                <w:b/>
+                <w:sz w:val="20"/>
+              </w:rPr>
+            </w:r>
+            <w:r>
+              <w:rPr>
+                <w:b/>
+                <w:sz w:val="20"/>
+              </w:rPr>
+              <w:t>Year 2</w:t>
+            </w:r>
+          </w:p>
+        </w:tc>
+        <w:tc>
+          <w:tcPr>
+            <w:tcW w:type="dxa" w:w="1728"/>
+            <w:shd w:val="clear" w:fill="DBE5F1"/>
+          </w:tcPr>
+          <w:p>
+            <w:r>
+              <w:rPr>
+                <w:b/>
+                <w:sz w:val="20"/>
+              </w:rPr>
+            </w:r>
+            <w:r>
+              <w:rPr>
+                <w:b/>
+                <w:sz w:val="20"/>
+              </w:rPr>
+              <w:t>Year 3</w:t>
+            </w:r>
+          </w:p>
+        </w:tc>
+      </w:tr>
+      <w:tr>
+        <w:tc>
+          <w:tcPr>
+            <w:tcW w:type="dxa" w:w="1728"/>
+          </w:tcPr>
+          <w:p>
+            <w:r>
+              <w:rPr>
+                <w:sz w:val="20"/>
+              </w:rPr>
+            </w:r>
+            <w:r>
+              <w:rPr>
+                <w:sz w:val="20"/>
+              </w:rPr>
+              <w:t>Beginning cash</w:t>
+            </w:r>
+          </w:p>
+        </w:tc>
+        <w:tc>
+          <w:tcPr>
+            <w:tcW w:type="dxa" w:w="1728"/>
+          </w:tcPr>
+          <w:p>
+            <w:r>
+              <w:rPr>
+                <w:sz w:val="20"/>
+              </w:rPr>
+            </w:r>
+            <w:r>
+              <w:rPr>
+                <w:sz w:val="20"/>
+              </w:rPr>
+              <w:t>0</w:t>
+            </w:r>
+          </w:p>
+        </w:tc>
+        <w:tc>
+          <w:tcPr>
+            <w:tcW w:type="dxa" w:w="1728"/>
+          </w:tcPr>
+          <w:p>
+            <w:r>
+              <w:rPr>
+                <w:sz w:val="20"/>
+              </w:rPr>
+            </w:r>
+            <w:r>
+              <w:rPr>
+                <w:sz w:val="20"/>
+              </w:rPr>
+              <w:t>30</w:t>
+            </w:r>
+          </w:p>
+        </w:tc>
+        <w:tc>
+          <w:tcPr>
+            <w:tcW w:type="dxa" w:w="1728"/>
+          </w:tcPr>
+          <w:p>
+            <w:r>
+              <w:rPr>
+                <w:sz w:val="20"/>
+              </w:rPr>
+            </w:r>
+            <w:r>
+              <w:rPr>
+                <w:sz w:val="20"/>
+              </w:rPr>
+              <w:t>40</w:t>
+            </w:r>
+          </w:p>
+        </w:tc>
+        <w:tc>
+          <w:tcPr>
+            <w:tcW w:type="dxa" w:w="1728"/>
+          </w:tcPr>
+          <w:p>
+            <w:r>
+              <w:rPr>
+                <w:sz w:val="20"/>
+              </w:rPr>
+            </w:r>
+            <w:r>
+              <w:rPr>
+                <w:sz w:val="20"/>
+              </w:rPr>
+              <w:t>50</w:t>
+            </w:r>
+          </w:p>
+        </w:tc>
+      </w:tr>
+      <w:tr>
+        <w:tc>
+          <w:tcPr>
+            <w:tcW w:type="dxa" w:w="1728"/>
+          </w:tcPr>
+          <w:p>
+            <w:r>
+              <w:rPr>
+                <w:sz w:val="20"/>
+              </w:rPr>
+            </w:r>
+            <w:r>
+              <w:rPr>
+                <w:sz w:val="20"/>
+              </w:rPr>
+              <w:t>Capital contribution (PoC share)</w:t>
+            </w:r>
+          </w:p>
+        </w:tc>
+        <w:tc>
+          <w:tcPr>
+            <w:tcW w:type="dxa" w:w="1728"/>
+          </w:tcPr>
+          <w:p>
+            <w:r>
+              <w:rPr>
+                <w:sz w:val="20"/>
+              </w:rPr>
+            </w:r>
+            <w:r>
+              <w:rPr>
+                <w:sz w:val="20"/>
+              </w:rPr>
+              <w:t>230</w:t>
+            </w:r>
+          </w:p>
+        </w:tc>
+        <w:tc>
+          <w:tcPr>
+            <w:tcW w:type="dxa" w:w="1728"/>
+          </w:tcPr>
+          <w:p>
+            <w:r>
+              <w:rPr>
+                <w:sz w:val="20"/>
+              </w:rPr>
+            </w:r>
+            <w:r>
+              <w:rPr>
+                <w:sz w:val="20"/>
+              </w:rPr>
+              <w:t>410</w:t>
+            </w:r>
+          </w:p>
+        </w:tc>
+        <w:tc>
+          <w:tcPr>
+            <w:tcW w:type="dxa" w:w="1728"/>
+          </w:tcPr>
+          <w:p>
+            <w:r>
+              <w:rPr>
+                <w:sz w:val="20"/>
+              </w:rPr>
+            </w:r>
+            <w:r>
+              <w:rPr>
+                <w:sz w:val="20"/>
+              </w:rPr>
+              <w:t>460</w:t>
+            </w:r>
+          </w:p>
+        </w:tc>
+        <w:tc>
+          <w:tcPr>
+            <w:tcW w:type="dxa" w:w="1728"/>
+          </w:tcPr>
+          <w:p>
+            <w:r>
+              <w:rPr>
+                <w:sz w:val="20"/>
+              </w:rPr>
+            </w:r>
+            <w:r>
+              <w:rPr>
+                <w:sz w:val="20"/>
+              </w:rPr>
+              <w:t>0</w:t>
+            </w:r>
+          </w:p>
+        </w:tc>
+      </w:tr>
+      <w:tr>
+        <w:tc>
+          <w:tcPr>
+            <w:tcW w:type="dxa" w:w="1728"/>
+          </w:tcPr>
+          <w:p>
+            <w:r>
+              <w:rPr>
+                <w:sz w:val="20"/>
+              </w:rPr>
+            </w:r>
+            <w:r>
+              <w:rPr>
+                <w:sz w:val="20"/>
+              </w:rPr>
+              <w:t>Operating cash flow</w:t>
+            </w:r>
+          </w:p>
+        </w:tc>
+        <w:tc>
+          <w:tcPr>
+            <w:tcW w:type="dxa" w:w="1728"/>
+          </w:tcPr>
+          <w:p>
+            <w:r>
+              <w:rPr>
+                <w:sz w:val="20"/>
+              </w:rPr>
+            </w:r>
+            <w:r>
+              <w:rPr>
+                <w:sz w:val="20"/>
+              </w:rPr>
+              <w:t>(200)</w:t>
+            </w:r>
+          </w:p>
+        </w:tc>
+        <w:tc>
+          <w:tcPr>
+            <w:tcW w:type="dxa" w:w="1728"/>
+          </w:tcPr>
+          <w:p>
+            <w:r>
+              <w:rPr>
+                <w:sz w:val="20"/>
+              </w:rPr>
+            </w:r>
+            <w:r>
+              <w:rPr>
+                <w:sz w:val="20"/>
+              </w:rPr>
+              <w:t>(400)</w:t>
+            </w:r>
+          </w:p>
+        </w:tc>
+        <w:tc>
+          <w:tcPr>
+            <w:tcW w:type="dxa" w:w="1728"/>
+          </w:tcPr>
+          <w:p>
+            <w:r>
+              <w:rPr>
+                <w:sz w:val="20"/>
+              </w:rPr>
+            </w:r>
+            <w:r>
+              <w:rPr>
+                <w:sz w:val="20"/>
+              </w:rPr>
+              <w:t>(450)</w:t>
+            </w:r>
+          </w:p>
+        </w:tc>
+        <w:tc>
+          <w:tcPr>
+            <w:tcW w:type="dxa" w:w="1728"/>
+          </w:tcPr>
+          <w:p>
+            <w:r>
+              <w:rPr>
+                <w:sz w:val="20"/>
+              </w:rPr>
+            </w:r>
+            <w:r>
+              <w:rPr>
+                <w:sz w:val="20"/>
+              </w:rPr>
+              <w:t>100</w:t>
+            </w:r>
+          </w:p>
+        </w:tc>
+      </w:tr>
+      <w:tr>
+        <w:tc>
+          <w:tcPr>
+            <w:tcW w:type="dxa" w:w="1728"/>
+          </w:tcPr>
+          <w:p>
+            <w:r>
+              <w:rPr>
+                <w:sz w:val="20"/>
+              </w:rPr>
+            </w:r>
+            <w:r>
+              <w:rPr>
+                <w:b/>
+                <w:sz w:val="20"/>
+              </w:rPr>
+              <w:t>Ending cash</w:t>
+            </w:r>
+          </w:p>
+        </w:tc>
+        <w:tc>
+          <w:tcPr>
+            <w:tcW w:type="dxa" w:w="1728"/>
+          </w:tcPr>
+          <w:p>
+            <w:r>
+              <w:rPr>
+                <w:sz w:val="20"/>
+              </w:rPr>
+            </w:r>
+            <w:r>
+              <w:rPr>
+                <w:b/>
+                <w:sz w:val="20"/>
+              </w:rPr>
+              <w:t>30</w:t>
+            </w:r>
+          </w:p>
+        </w:tc>
+        <w:tc>
+          <w:tcPr>
+            <w:tcW w:type="dxa" w:w="1728"/>
+          </w:tcPr>
+          <w:p>
+            <w:r>
+              <w:rPr>
+                <w:sz w:val="20"/>
+              </w:rPr>
+            </w:r>
+            <w:r>
+              <w:rPr>
+                <w:b/>
+                <w:sz w:val="20"/>
+              </w:rPr>
+              <w:t>40</w:t>
+            </w:r>
+          </w:p>
+        </w:tc>
+        <w:tc>
+          <w:tcPr>
+            <w:tcW w:type="dxa" w:w="1728"/>
+          </w:tcPr>
+          <w:p>
+            <w:r>
+              <w:rPr>
+                <w:sz w:val="20"/>
+              </w:rPr>
+            </w:r>
+            <w:r>
+              <w:rPr>
+                <w:b/>
+                <w:sz w:val="20"/>
+              </w:rPr>
+              <w:t>50</w:t>
+            </w:r>
+          </w:p>
+        </w:tc>
+        <w:tc>
+          <w:tcPr>
+            <w:tcW w:type="dxa" w:w="1728"/>
+          </w:tcPr>
+          <w:p>
+            <w:r>
+              <w:rPr>
+                <w:sz w:val="20"/>
+              </w:rPr>
+            </w:r>
+            <w:r>
+              <w:rPr>
+                <w:b/>
+                <w:sz w:val="20"/>
+              </w:rPr>
+              <w:t>150</w:t>
+            </w:r>
+          </w:p>
+        </w:tc>
+      </w:tr>
+      <w:tr>
+        <w:tc>
+          <w:tcPr>
+            <w:tcW w:type="dxa" w:w="1728"/>
+          </w:tcPr>
+          <w:p>
+            <w:r>
+              <w:rPr>
+                <w:sz w:val="20"/>
+              </w:rPr>
+            </w:r>
+            <w:r>
+              <w:rPr>
+                <w:b/>
+                <w:sz w:val="20"/>
+              </w:rPr>
+              <w:t>Cumulative capital drawn</w:t>
+            </w:r>
+          </w:p>
+        </w:tc>
+        <w:tc>
+          <w:tcPr>
+            <w:tcW w:type="dxa" w:w="1728"/>
+          </w:tcPr>
+          <w:p>
+            <w:r>
+              <w:rPr>
+                <w:sz w:val="20"/>
+              </w:rPr>
+            </w:r>
+            <w:r>
+              <w:rPr>
+                <w:sz w:val="20"/>
+              </w:rPr>
+              <w:t>230</w:t>
+            </w:r>
+          </w:p>
+        </w:tc>
+        <w:tc>
+          <w:tcPr>
+            <w:tcW w:type="dxa" w:w="1728"/>
+          </w:tcPr>
+          <w:p>
+            <w:r>
+              <w:rPr>
+                <w:sz w:val="20"/>
+              </w:rPr>
+            </w:r>
+            <w:r>
+              <w:rPr>
+                <w:sz w:val="20"/>
+              </w:rPr>
+              <w:t>640</w:t>
+            </w:r>
+          </w:p>
+        </w:tc>
+        <w:tc>
+          <w:tcPr>
+            <w:tcW w:type="dxa" w:w="1728"/>
+          </w:tcPr>
+          <w:p>
+            <w:r>
+              <w:rPr>
+                <w:sz w:val="20"/>
+              </w:rPr>
+            </w:r>
+            <w:r>
+              <w:rPr>
+                <w:sz w:val="20"/>
+              </w:rPr>
+              <w:t>1,100</w:t>
+            </w:r>
+          </w:p>
+        </w:tc>
+        <w:tc>
+          <w:tcPr>
+            <w:tcW w:type="dxa" w:w="1728"/>
+          </w:tcPr>
+          <w:p>
+            <w:r>
+              <w:rPr>
+                <w:sz w:val="20"/>
+              </w:rPr>
+            </w:r>
+            <w:r>
+              <w:rPr>
+                <w:sz w:val="20"/>
+              </w:rPr>
+              <w:t>1,100</w:t>
+            </w:r>
+          </w:p>
+        </w:tc>
+      </w:tr>
+    </w:tbl>
+    <w:p>
+      <w:pPr>
+        <w:pStyle w:val="ListBullet"/>
+      </w:pPr>
+      <w:r>
+        <w:rPr>
+          <w:b/>
+        </w:rPr>
+        <w:t>Peak cumulative capital ≈ $1.1M</w:t>
+      </w:r>
+      <w:r>
+        <w:t xml:space="preserve"> (end of Year 2), then PoC self-funds — consistent with the ~$1.0–1.2M PoC investment cited in §9.2, </w:t>
+      </w:r>
+      <w:r>
+        <w:rPr>
+          <w:b/>
+        </w:rPr>
+        <w:t>within</w:t>
+      </w:r>
+      <w:r>
+        <w:t xml:space="preserve"> the Ventures ~$3.0M envelope.</w:t>
+      </w:r>
+    </w:p>
+    <w:p>
+      <w:pPr>
+        <w:pStyle w:val="ListBullet"/>
+      </w:pPr>
+      <w:r>
+        <w:rPr>
+          <w:b/>
+        </w:rPr>
+        <w:t>No PoC capital draw in Year 3</w:t>
+      </w:r>
+      <w:r>
+        <w:t xml:space="preserve"> (operations cover costs); first cash to APPA (royalty/dividend) flows at the Ventures level from Year 4 (§C/§D).</w:t>
+      </w:r>
+    </w:p>
+    <w:p>
+      <w:pPr>
+        <w:pStyle w:val="ListBullet"/>
+      </w:pPr>
+      <w:r>
+        <w:t xml:space="preserve">North-Star pursuit (§9.4) replaces this schedule with a steeper ramp requiring </w:t>
+      </w:r>
+      <w:r>
+        <w:rPr>
+          <w:b/>
+        </w:rPr>
+        <w:t>~$8–12M</w:t>
+      </w:r>
+      <w:r>
+        <w:t xml:space="preserve"> growth capital and peak cumulative burn through Years 3–4.</w:t>
       </w:r>
     </w:p>
     <w:p>

--- a/PoC-Business-Plan.docx
+++ b/PoC-Business-Plan.docx
@@ -4827,6 +4827,758 @@
       </w:r>
     </w:p>
     <w:p>
+      <w:pPr>
+        <w:pStyle w:val="Heading3"/>
+      </w:pPr>
+      <w:r>
+        <w:rPr>
+          <w:color w:val="2E5496"/>
+        </w:rPr>
+        <w:t>8.4 Eventual national footprint — 10 regions × 10 markets (2M subscribers)</w:t>
+      </w:r>
+    </w:p>
+    <w:p>
+      <w:r>
+        <w:t xml:space="preserve">The terminal vision: </w:t>
+      </w:r>
+      <w:r>
+        <w:rPr>
+          <w:b/>
+        </w:rPr>
+        <w:t>10 regions × 10 markets × ~20,000 subscribers = 200,000 per region = ~2.0M opted-in pet owners nationally.</w:t>
+      </w:r>
+      <w:r>
+        <w:t xml:space="preserve"> Built region-by-region on the "win-a-region-then-replicate" playbook; every market screened by the right-size + pet-bought-in + vet-relationship + whitespace criteria, with </w:t>
+      </w:r>
+      <w:r>
+        <w:rPr>
+          <w:b/>
+        </w:rPr>
+        <w:t>combo editions</w:t>
+      </w:r>
+      <w:r>
+        <w:t xml:space="preserve"> for adjacent affluent suburbs.</w:t>
+      </w:r>
+    </w:p>
+    <w:tbl>
+      <w:tblPr>
+        <w:tblStyle w:val="TableGrid"/>
+        <w:tblW w:type="auto" w:w="0"/>
+        <w:tblLayout w:type="autofit"/>
+        <w:tblLook w:firstColumn="1" w:firstRow="1" w:lastColumn="0" w:lastRow="0" w:noHBand="0" w:noVBand="1" w:val="04A0"/>
+      </w:tblPr>
+      <w:tblGrid>
+        <w:gridCol w:w="2880"/>
+        <w:gridCol w:w="2880"/>
+        <w:gridCol w:w="2880"/>
+      </w:tblGrid>
+      <w:tr>
+        <w:tc>
+          <w:tcPr>
+            <w:tcW w:type="dxa" w:w="2880"/>
+            <w:shd w:val="clear" w:fill="DBE5F1"/>
+          </w:tcPr>
+          <w:p>
+            <w:r>
+              <w:rPr>
+                <w:b/>
+                <w:sz w:val="20"/>
+              </w:rPr>
+            </w:r>
+            <w:r>
+              <w:rPr>
+                <w:b/>
+                <w:sz w:val="20"/>
+              </w:rPr>
+              <w:t>Region</w:t>
+            </w:r>
+          </w:p>
+        </w:tc>
+        <w:tc>
+          <w:tcPr>
+            <w:tcW w:type="dxa" w:w="2880"/>
+            <w:shd w:val="clear" w:fill="DBE5F1"/>
+          </w:tcPr>
+          <w:p>
+            <w:r>
+              <w:rPr>
+                <w:b/>
+                <w:sz w:val="20"/>
+              </w:rPr>
+            </w:r>
+            <w:r>
+              <w:rPr>
+                <w:b/>
+                <w:sz w:val="20"/>
+              </w:rPr>
+              <w:t>Illustrative 10-market set (screened before commit)</w:t>
+            </w:r>
+          </w:p>
+        </w:tc>
+        <w:tc>
+          <w:tcPr>
+            <w:tcW w:type="dxa" w:w="2880"/>
+            <w:shd w:val="clear" w:fill="DBE5F1"/>
+          </w:tcPr>
+          <w:p>
+            <w:r>
+              <w:rPr>
+                <w:b/>
+                <w:sz w:val="20"/>
+              </w:rPr>
+            </w:r>
+            <w:r>
+              <w:rPr>
+                <w:b/>
+                <w:sz w:val="20"/>
+              </w:rPr>
+              <w:t>Launch window</w:t>
+            </w:r>
+          </w:p>
+        </w:tc>
+      </w:tr>
+      <w:tr>
+        <w:tc>
+          <w:tcPr>
+            <w:tcW w:type="dxa" w:w="2880"/>
+          </w:tcPr>
+          <w:p>
+            <w:r>
+              <w:rPr>
+                <w:sz w:val="20"/>
+              </w:rPr>
+            </w:r>
+            <w:r>
+              <w:rPr>
+                <w:b/>
+                <w:sz w:val="20"/>
+              </w:rPr>
+              <w:t>Southeast</w:t>
+            </w:r>
+          </w:p>
+        </w:tc>
+        <w:tc>
+          <w:tcPr>
+            <w:tcW w:type="dxa" w:w="2880"/>
+          </w:tcPr>
+          <w:p>
+            <w:r>
+              <w:rPr>
+                <w:sz w:val="20"/>
+              </w:rPr>
+            </w:r>
+            <w:r>
+              <w:rPr>
+                <w:sz w:val="20"/>
+              </w:rPr>
+              <w:t>Chattanooga (HQ), Brentwood/Franklin, Columbia SC, Raleigh, Asheville, Charleston, Greenville, Knoxville, Huntsville, Savannah</w:t>
+            </w:r>
+          </w:p>
+        </w:tc>
+        <w:tc>
+          <w:tcPr>
+            <w:tcW w:type="dxa" w:w="2880"/>
+          </w:tcPr>
+          <w:p>
+            <w:r>
+              <w:rPr>
+                <w:sz w:val="20"/>
+              </w:rPr>
+            </w:r>
+            <w:r>
+              <w:rPr>
+                <w:sz w:val="20"/>
+              </w:rPr>
+              <w:t>Yr 0–3</w:t>
+            </w:r>
+          </w:p>
+        </w:tc>
+      </w:tr>
+      <w:tr>
+        <w:tc>
+          <w:tcPr>
+            <w:tcW w:type="dxa" w:w="2880"/>
+          </w:tcPr>
+          <w:p>
+            <w:r>
+              <w:rPr>
+                <w:sz w:val="20"/>
+              </w:rPr>
+            </w:r>
+            <w:r>
+              <w:rPr>
+                <w:b/>
+                <w:sz w:val="20"/>
+              </w:rPr>
+              <w:t>Midwest</w:t>
+            </w:r>
+          </w:p>
+        </w:tc>
+        <w:tc>
+          <w:tcPr>
+            <w:tcW w:type="dxa" w:w="2880"/>
+          </w:tcPr>
+          <w:p>
+            <w:r>
+              <w:rPr>
+                <w:sz w:val="20"/>
+              </w:rPr>
+            </w:r>
+            <w:r>
+              <w:rPr>
+                <w:sz w:val="20"/>
+              </w:rPr>
+              <w:t>Kansas City, Omaha, Wichita, Lincoln, Des Moines, Springfield MO, Cedar Rapids, Fort Wayne, Dayton, Bloomington IN</w:t>
+            </w:r>
+          </w:p>
+        </w:tc>
+        <w:tc>
+          <w:tcPr>
+            <w:tcW w:type="dxa" w:w="2880"/>
+          </w:tcPr>
+          <w:p>
+            <w:r>
+              <w:rPr>
+                <w:sz w:val="20"/>
+              </w:rPr>
+            </w:r>
+            <w:r>
+              <w:rPr>
+                <w:sz w:val="20"/>
+              </w:rPr>
+              <w:t>Yr 2–4</w:t>
+            </w:r>
+          </w:p>
+        </w:tc>
+      </w:tr>
+      <w:tr>
+        <w:tc>
+          <w:tcPr>
+            <w:tcW w:type="dxa" w:w="2880"/>
+          </w:tcPr>
+          <w:p>
+            <w:r>
+              <w:rPr>
+                <w:sz w:val="20"/>
+              </w:rPr>
+            </w:r>
+            <w:r>
+              <w:rPr>
+                <w:b/>
+                <w:sz w:val="20"/>
+              </w:rPr>
+              <w:t>Texas</w:t>
+            </w:r>
+          </w:p>
+        </w:tc>
+        <w:tc>
+          <w:tcPr>
+            <w:tcW w:type="dxa" w:w="2880"/>
+          </w:tcPr>
+          <w:p>
+            <w:r>
+              <w:rPr>
+                <w:sz w:val="20"/>
+              </w:rPr>
+            </w:r>
+            <w:r>
+              <w:rPr>
+                <w:sz w:val="20"/>
+              </w:rPr>
+              <w:t>San Antonio, Waco, Austin, Fort Worth, New Braunfels/San Marcos, Lubbock, Amarillo, College Station, Corpus Christi, El Paso</w:t>
+            </w:r>
+          </w:p>
+        </w:tc>
+        <w:tc>
+          <w:tcPr>
+            <w:tcW w:type="dxa" w:w="2880"/>
+          </w:tcPr>
+          <w:p>
+            <w:r>
+              <w:rPr>
+                <w:sz w:val="20"/>
+              </w:rPr>
+            </w:r>
+            <w:r>
+              <w:rPr>
+                <w:sz w:val="20"/>
+              </w:rPr>
+              <w:t>Yr 2–4</w:t>
+            </w:r>
+          </w:p>
+        </w:tc>
+      </w:tr>
+      <w:tr>
+        <w:tc>
+          <w:tcPr>
+            <w:tcW w:type="dxa" w:w="2880"/>
+          </w:tcPr>
+          <w:p>
+            <w:r>
+              <w:rPr>
+                <w:sz w:val="20"/>
+              </w:rPr>
+            </w:r>
+            <w:r>
+              <w:rPr>
+                <w:b/>
+                <w:sz w:val="20"/>
+              </w:rPr>
+              <w:t>Southwest</w:t>
+            </w:r>
+          </w:p>
+        </w:tc>
+        <w:tc>
+          <w:tcPr>
+            <w:tcW w:type="dxa" w:w="2880"/>
+          </w:tcPr>
+          <w:p>
+            <w:r>
+              <w:rPr>
+                <w:sz w:val="20"/>
+              </w:rPr>
+            </w:r>
+            <w:r>
+              <w:rPr>
+                <w:sz w:val="20"/>
+              </w:rPr>
+              <w:t>Tucson, Albuquerque, Scottsdale/Tempe, Santa Fe, Colorado Springs, Fort Collins, Reno, Henderson, Boulder, St. George</w:t>
+            </w:r>
+          </w:p>
+        </w:tc>
+        <w:tc>
+          <w:tcPr>
+            <w:tcW w:type="dxa" w:w="2880"/>
+          </w:tcPr>
+          <w:p>
+            <w:r>
+              <w:rPr>
+                <w:sz w:val="20"/>
+              </w:rPr>
+            </w:r>
+            <w:r>
+              <w:rPr>
+                <w:sz w:val="20"/>
+              </w:rPr>
+              <w:t>Yr 4–6</w:t>
+            </w:r>
+          </w:p>
+        </w:tc>
+      </w:tr>
+      <w:tr>
+        <w:tc>
+          <w:tcPr>
+            <w:tcW w:type="dxa" w:w="2880"/>
+          </w:tcPr>
+          <w:p>
+            <w:r>
+              <w:rPr>
+                <w:sz w:val="20"/>
+              </w:rPr>
+            </w:r>
+            <w:r>
+              <w:rPr>
+                <w:b/>
+                <w:sz w:val="20"/>
+              </w:rPr>
+              <w:t>Florida</w:t>
+            </w:r>
+          </w:p>
+        </w:tc>
+        <w:tc>
+          <w:tcPr>
+            <w:tcW w:type="dxa" w:w="2880"/>
+          </w:tcPr>
+          <w:p>
+            <w:r>
+              <w:rPr>
+                <w:sz w:val="20"/>
+              </w:rPr>
+            </w:r>
+            <w:r>
+              <w:rPr>
+                <w:sz w:val="20"/>
+              </w:rPr>
+              <w:t>Sarasota, Naples, Fort Myers/Cape Coral, Daytona Beach, Lakeland, Gainesville, Tallahassee, Pensacola, Ocala, Port St. Lucie</w:t>
+            </w:r>
+          </w:p>
+        </w:tc>
+        <w:tc>
+          <w:tcPr>
+            <w:tcW w:type="dxa" w:w="2880"/>
+          </w:tcPr>
+          <w:p>
+            <w:r>
+              <w:rPr>
+                <w:sz w:val="20"/>
+              </w:rPr>
+            </w:r>
+            <w:r>
+              <w:rPr>
+                <w:sz w:val="20"/>
+              </w:rPr>
+              <w:t>Yr 4–6</w:t>
+            </w:r>
+          </w:p>
+        </w:tc>
+      </w:tr>
+      <w:tr>
+        <w:tc>
+          <w:tcPr>
+            <w:tcW w:type="dxa" w:w="2880"/>
+          </w:tcPr>
+          <w:p>
+            <w:r>
+              <w:rPr>
+                <w:sz w:val="20"/>
+              </w:rPr>
+            </w:r>
+            <w:r>
+              <w:rPr>
+                <w:b/>
+                <w:sz w:val="20"/>
+              </w:rPr>
+              <w:t>Pacific NW</w:t>
+            </w:r>
+          </w:p>
+        </w:tc>
+        <w:tc>
+          <w:tcPr>
+            <w:tcW w:type="dxa" w:w="2880"/>
+          </w:tcPr>
+          <w:p>
+            <w:r>
+              <w:rPr>
+                <w:sz w:val="20"/>
+              </w:rPr>
+            </w:r>
+            <w:r>
+              <w:rPr>
+                <w:sz w:val="20"/>
+              </w:rPr>
+              <w:t>Boise, Spokane, Tacoma, Vancouver WA, Bend, Eugene, Salem, Olympia, Bellingham, Coeur d'Alene</w:t>
+            </w:r>
+          </w:p>
+        </w:tc>
+        <w:tc>
+          <w:tcPr>
+            <w:tcW w:type="dxa" w:w="2880"/>
+          </w:tcPr>
+          <w:p>
+            <w:r>
+              <w:rPr>
+                <w:sz w:val="20"/>
+              </w:rPr>
+            </w:r>
+            <w:r>
+              <w:rPr>
+                <w:sz w:val="20"/>
+              </w:rPr>
+              <w:t>Yr 5–7</w:t>
+            </w:r>
+          </w:p>
+        </w:tc>
+      </w:tr>
+      <w:tr>
+        <w:tc>
+          <w:tcPr>
+            <w:tcW w:type="dxa" w:w="2880"/>
+          </w:tcPr>
+          <w:p>
+            <w:r>
+              <w:rPr>
+                <w:sz w:val="20"/>
+              </w:rPr>
+            </w:r>
+            <w:r>
+              <w:rPr>
+                <w:b/>
+                <w:sz w:val="20"/>
+              </w:rPr>
+              <w:t>Mid-Atlantic</w:t>
+            </w:r>
+          </w:p>
+        </w:tc>
+        <w:tc>
+          <w:tcPr>
+            <w:tcW w:type="dxa" w:w="2880"/>
+          </w:tcPr>
+          <w:p>
+            <w:r>
+              <w:rPr>
+                <w:sz w:val="20"/>
+              </w:rPr>
+            </w:r>
+            <w:r>
+              <w:rPr>
+                <w:sz w:val="20"/>
+              </w:rPr>
+              <w:t>Richmond, Virginia Beach, Frederick MD, Lancaster PA, Harrisburg, Annapolis, Roanoke, Charlottesville, Wilmington DE, Allentown</w:t>
+            </w:r>
+          </w:p>
+        </w:tc>
+        <w:tc>
+          <w:tcPr>
+            <w:tcW w:type="dxa" w:w="2880"/>
+          </w:tcPr>
+          <w:p>
+            <w:r>
+              <w:rPr>
+                <w:sz w:val="20"/>
+              </w:rPr>
+            </w:r>
+            <w:r>
+              <w:rPr>
+                <w:sz w:val="20"/>
+              </w:rPr>
+              <w:t>Yr 5–7</w:t>
+            </w:r>
+          </w:p>
+        </w:tc>
+      </w:tr>
+      <w:tr>
+        <w:tc>
+          <w:tcPr>
+            <w:tcW w:type="dxa" w:w="2880"/>
+          </w:tcPr>
+          <w:p>
+            <w:r>
+              <w:rPr>
+                <w:sz w:val="20"/>
+              </w:rPr>
+            </w:r>
+            <w:r>
+              <w:rPr>
+                <w:b/>
+                <w:sz w:val="20"/>
+              </w:rPr>
+              <w:t>Upper Midwest</w:t>
+            </w:r>
+          </w:p>
+        </w:tc>
+        <w:tc>
+          <w:tcPr>
+            <w:tcW w:type="dxa" w:w="2880"/>
+          </w:tcPr>
+          <w:p>
+            <w:r>
+              <w:rPr>
+                <w:sz w:val="20"/>
+              </w:rPr>
+            </w:r>
+            <w:r>
+              <w:rPr>
+                <w:sz w:val="20"/>
+              </w:rPr>
+              <w:t>Madison, Green Bay, Duluth, Fargo, Sioux Falls, Rochester MN, Appleton, Grand Rapids, Ann Arbor, Eau Claire</w:t>
+            </w:r>
+          </w:p>
+        </w:tc>
+        <w:tc>
+          <w:tcPr>
+            <w:tcW w:type="dxa" w:w="2880"/>
+          </w:tcPr>
+          <w:p>
+            <w:r>
+              <w:rPr>
+                <w:sz w:val="20"/>
+              </w:rPr>
+            </w:r>
+            <w:r>
+              <w:rPr>
+                <w:sz w:val="20"/>
+              </w:rPr>
+              <w:t>Yr 6–8</w:t>
+            </w:r>
+          </w:p>
+        </w:tc>
+      </w:tr>
+      <w:tr>
+        <w:tc>
+          <w:tcPr>
+            <w:tcW w:type="dxa" w:w="2880"/>
+          </w:tcPr>
+          <w:p>
+            <w:r>
+              <w:rPr>
+                <w:sz w:val="20"/>
+              </w:rPr>
+            </w:r>
+            <w:r>
+              <w:rPr>
+                <w:b/>
+                <w:sz w:val="20"/>
+              </w:rPr>
+              <w:t>Northeast</w:t>
+            </w:r>
+          </w:p>
+        </w:tc>
+        <w:tc>
+          <w:tcPr>
+            <w:tcW w:type="dxa" w:w="2880"/>
+          </w:tcPr>
+          <w:p>
+            <w:r>
+              <w:rPr>
+                <w:sz w:val="20"/>
+              </w:rPr>
+            </w:r>
+            <w:r>
+              <w:rPr>
+                <w:sz w:val="20"/>
+              </w:rPr>
+              <w:t>Portland ME, Manchester NH, Burlington VT, Providence, Worcester, Albany, Hartford, Stamford/Fairfield, Syracuse, Portsmouth</w:t>
+            </w:r>
+          </w:p>
+        </w:tc>
+        <w:tc>
+          <w:tcPr>
+            <w:tcW w:type="dxa" w:w="2880"/>
+          </w:tcPr>
+          <w:p>
+            <w:r>
+              <w:rPr>
+                <w:sz w:val="20"/>
+              </w:rPr>
+            </w:r>
+            <w:r>
+              <w:rPr>
+                <w:sz w:val="20"/>
+              </w:rPr>
+              <w:t>Yr 6–8</w:t>
+            </w:r>
+          </w:p>
+        </w:tc>
+      </w:tr>
+      <w:tr>
+        <w:tc>
+          <w:tcPr>
+            <w:tcW w:type="dxa" w:w="2880"/>
+          </w:tcPr>
+          <w:p>
+            <w:r>
+              <w:rPr>
+                <w:sz w:val="20"/>
+              </w:rPr>
+            </w:r>
+            <w:r>
+              <w:rPr>
+                <w:b/>
+                <w:sz w:val="20"/>
+              </w:rPr>
+              <w:t>California</w:t>
+            </w:r>
+          </w:p>
+        </w:tc>
+        <w:tc>
+          <w:tcPr>
+            <w:tcW w:type="dxa" w:w="2880"/>
+          </w:tcPr>
+          <w:p>
+            <w:r>
+              <w:rPr>
+                <w:sz w:val="20"/>
+              </w:rPr>
+            </w:r>
+            <w:r>
+              <w:rPr>
+                <w:sz w:val="20"/>
+              </w:rPr>
+              <w:t>Sacramento, Fresno, Santa Barbara, San Luis Obispo, Santa Rosa, Temecula, Palm Springs, Ventura/Oxnard, Modesto, Bakersfield</w:t>
+            </w:r>
+          </w:p>
+        </w:tc>
+        <w:tc>
+          <w:tcPr>
+            <w:tcW w:type="dxa" w:w="2880"/>
+          </w:tcPr>
+          <w:p>
+            <w:r>
+              <w:rPr>
+                <w:sz w:val="20"/>
+              </w:rPr>
+            </w:r>
+            <w:r>
+              <w:rPr>
+                <w:sz w:val="20"/>
+              </w:rPr>
+              <w:t>Yr 7–9</w:t>
+            </w:r>
+          </w:p>
+        </w:tc>
+      </w:tr>
+    </w:tbl>
+    <w:p>
+      <w:r>
+        <w:t xml:space="preserve">*Markets are illustrative candidates. </w:t>
+      </w:r>
+      <w:r>
+        <w:rPr>
+          <w:b/>
+        </w:rPr>
+        <w:t>Mega-metros (LA/SF/NYC/Chicago/Houston) are deliberately excluded as local editions</w:t>
+      </w:r>
+      <w:r>
+        <w:t xml:space="preserve"> per the right-size principle — used instead as regional advertiser hubs. Each region targets ~10 right-size markets and ~200K subscribers at maturity.*</w:t>
+      </w:r>
+    </w:p>
+    <w:p>
+      <w:r>
+        <w:rPr>
+          <w:b/>
+        </w:rPr>
+        <w:t>Sequencing logic.</w:t>
+      </w:r>
+      <w:r>
+        <w:t xml:space="preserve"> Prove the </w:t>
+      </w:r>
+      <w:r>
+        <w:rPr>
+          <w:b/>
+        </w:rPr>
+        <w:t>Southeast</w:t>
+      </w:r>
+      <w:r>
+        <w:t xml:space="preserve"> first (test → ~10 markets), then activate the already-seeded </w:t>
+      </w:r>
+      <w:r>
+        <w:rPr>
+          <w:b/>
+        </w:rPr>
+        <w:t>Midwest</w:t>
+      </w:r>
+      <w:r>
+        <w:t xml:space="preserve"> and </w:t>
+      </w:r>
+      <w:r>
+        <w:rPr>
+          <w:b/>
+        </w:rPr>
+        <w:t>Texas</w:t>
+      </w:r>
+      <w:r>
+        <w:t xml:space="preserve"> regions, then radiate outward ~</w:t>
+      </w:r>
+      <w:r>
+        <w:rPr>
+          <w:b/>
+        </w:rPr>
+        <w:t>2 regions per year</w:t>
+      </w:r>
+      <w:r>
+        <w:t xml:space="preserve"> after Year 4. Full national maturity (100 markets, 2M subs) is an </w:t>
+      </w:r>
+      <w:r>
+        <w:rPr>
+          <w:b/>
+        </w:rPr>
+        <w:t>~8–10-year horizon</w:t>
+      </w:r>
+      <w:r>
+        <w:t>; the 5-year North-Star (50 markets) is the midpoint waypoint en route.</w:t>
+      </w:r>
+    </w:p>
+    <w:p>
       <w:r>
         <w:br/>
       </w:r>
@@ -13243,6 +13995,766 @@
       </w:r>
       <w:r>
         <w:t xml:space="preserve"> growth capital and peak cumulative burn through Years 3–4.</w:t>
+      </w:r>
+    </w:p>
+    <w:p>
+      <w:pPr>
+        <w:pStyle w:val="Heading3"/>
+      </w:pPr>
+      <w:r>
+        <w:rPr>
+          <w:color w:val="2E5496"/>
+        </w:rPr>
+        <w:t>9.8 Terminal-state economics — full national scale (10 regions / 100 markets / 2M subscribers)</w:t>
+      </w:r>
+    </w:p>
+    <w:p>
+      <w:r>
+        <w:t xml:space="preserve">Long-range and illustrative. The </w:t>
+      </w:r>
+      <w:r>
+        <w:rPr>
+          <w:b/>
+        </w:rPr>
+        <w:t>3-year base case</w:t>
+      </w:r>
+      <w:r>
+        <w:t xml:space="preserve"> (§9.2) is the near-term plan; the </w:t>
+      </w:r>
+      <w:r>
+        <w:rPr>
+          <w:b/>
+        </w:rPr>
+        <w:t>5-year North-Star</w:t>
+      </w:r>
+      <w:r>
+        <w:t xml:space="preserve"> (§9.4, 50 markets) is the midpoint waypoint; the table below is the </w:t>
+      </w:r>
+      <w:r>
+        <w:rPr>
+          <w:b/>
+        </w:rPr>
+        <w:t>fully executed national footprint</w:t>
+      </w:r>
+      <w:r>
+        <w:t xml:space="preserve"> (§8.4).</w:t>
+      </w:r>
+    </w:p>
+    <w:tbl>
+      <w:tblPr>
+        <w:tblStyle w:val="TableGrid"/>
+        <w:tblW w:type="auto" w:w="0"/>
+        <w:tblLayout w:type="autofit"/>
+        <w:tblLook w:firstColumn="1" w:firstRow="1" w:lastColumn="0" w:lastRow="0" w:noHBand="0" w:noVBand="1" w:val="04A0"/>
+      </w:tblPr>
+      <w:tblGrid>
+        <w:gridCol w:w="1440"/>
+        <w:gridCol w:w="1440"/>
+        <w:gridCol w:w="1440"/>
+        <w:gridCol w:w="1440"/>
+        <w:gridCol w:w="1440"/>
+        <w:gridCol w:w="1440"/>
+      </w:tblGrid>
+      <w:tr>
+        <w:tc>
+          <w:tcPr>
+            <w:tcW w:type="dxa" w:w="1440"/>
+            <w:shd w:val="clear" w:fill="DBE5F1"/>
+          </w:tcPr>
+          <w:p>
+            <w:r>
+              <w:rPr>
+                <w:b/>
+                <w:sz w:val="20"/>
+              </w:rPr>
+            </w:r>
+            <w:r>
+              <w:rPr>
+                <w:b/>
+                <w:sz w:val="20"/>
+              </w:rPr>
+              <w:t>Horizon</w:t>
+            </w:r>
+          </w:p>
+        </w:tc>
+        <w:tc>
+          <w:tcPr>
+            <w:tcW w:type="dxa" w:w="1440"/>
+            <w:shd w:val="clear" w:fill="DBE5F1"/>
+          </w:tcPr>
+          <w:p>
+            <w:r>
+              <w:rPr>
+                <w:b/>
+                <w:sz w:val="20"/>
+              </w:rPr>
+            </w:r>
+            <w:r>
+              <w:rPr>
+                <w:b/>
+                <w:sz w:val="20"/>
+              </w:rPr>
+              <w:t>Regions live</w:t>
+            </w:r>
+          </w:p>
+        </w:tc>
+        <w:tc>
+          <w:tcPr>
+            <w:tcW w:type="dxa" w:w="1440"/>
+            <w:shd w:val="clear" w:fill="DBE5F1"/>
+          </w:tcPr>
+          <w:p>
+            <w:r>
+              <w:rPr>
+                <w:b/>
+                <w:sz w:val="20"/>
+              </w:rPr>
+            </w:r>
+            <w:r>
+              <w:rPr>
+                <w:b/>
+                <w:sz w:val="20"/>
+              </w:rPr>
+              <w:t>Markets (cum)</w:t>
+            </w:r>
+          </w:p>
+        </w:tc>
+        <w:tc>
+          <w:tcPr>
+            <w:tcW w:type="dxa" w:w="1440"/>
+            <w:shd w:val="clear" w:fill="DBE5F1"/>
+          </w:tcPr>
+          <w:p>
+            <w:r>
+              <w:rPr>
+                <w:b/>
+                <w:sz w:val="20"/>
+              </w:rPr>
+            </w:r>
+            <w:r>
+              <w:rPr>
+                <w:b/>
+                <w:sz w:val="20"/>
+              </w:rPr>
+              <w:t>Subscribers (cum)</w:t>
+            </w:r>
+          </w:p>
+        </w:tc>
+        <w:tc>
+          <w:tcPr>
+            <w:tcW w:type="dxa" w:w="1440"/>
+            <w:shd w:val="clear" w:fill="DBE5F1"/>
+          </w:tcPr>
+          <w:p>
+            <w:r>
+              <w:rPr>
+                <w:b/>
+                <w:sz w:val="20"/>
+              </w:rPr>
+            </w:r>
+            <w:r>
+              <w:rPr>
+                <w:b/>
+                <w:sz w:val="20"/>
+              </w:rPr>
+              <w:t>Blended ARPU</w:t>
+            </w:r>
+          </w:p>
+        </w:tc>
+        <w:tc>
+          <w:tcPr>
+            <w:tcW w:type="dxa" w:w="1440"/>
+            <w:shd w:val="clear" w:fill="DBE5F1"/>
+          </w:tcPr>
+          <w:p>
+            <w:r>
+              <w:rPr>
+                <w:b/>
+                <w:sz w:val="20"/>
+              </w:rPr>
+            </w:r>
+            <w:r>
+              <w:rPr>
+                <w:b/>
+                <w:sz w:val="20"/>
+              </w:rPr>
+              <w:t>Revenue</w:t>
+            </w:r>
+          </w:p>
+        </w:tc>
+      </w:tr>
+      <w:tr>
+        <w:tc>
+          <w:tcPr>
+            <w:tcW w:type="dxa" w:w="1440"/>
+          </w:tcPr>
+          <w:p>
+            <w:r>
+              <w:rPr>
+                <w:sz w:val="20"/>
+              </w:rPr>
+            </w:r>
+            <w:r>
+              <w:rPr>
+                <w:sz w:val="20"/>
+              </w:rPr>
+              <w:t>Year 3 (base case)</w:t>
+            </w:r>
+          </w:p>
+        </w:tc>
+        <w:tc>
+          <w:tcPr>
+            <w:tcW w:type="dxa" w:w="1440"/>
+          </w:tcPr>
+          <w:p>
+            <w:r>
+              <w:rPr>
+                <w:sz w:val="20"/>
+              </w:rPr>
+            </w:r>
+            <w:r>
+              <w:rPr>
+                <w:sz w:val="20"/>
+              </w:rPr>
+              <w:t>SE + MW/TX starting</w:t>
+            </w:r>
+          </w:p>
+        </w:tc>
+        <w:tc>
+          <w:tcPr>
+            <w:tcW w:type="dxa" w:w="1440"/>
+          </w:tcPr>
+          <w:p>
+            <w:r>
+              <w:rPr>
+                <w:sz w:val="20"/>
+              </w:rPr>
+            </w:r>
+            <w:r>
+              <w:rPr>
+                <w:sz w:val="20"/>
+              </w:rPr>
+              <w:t>~30</w:t>
+            </w:r>
+          </w:p>
+        </w:tc>
+        <w:tc>
+          <w:tcPr>
+            <w:tcW w:type="dxa" w:w="1440"/>
+          </w:tcPr>
+          <w:p>
+            <w:r>
+              <w:rPr>
+                <w:sz w:val="20"/>
+              </w:rPr>
+            </w:r>
+            <w:r>
+              <w:rPr>
+                <w:sz w:val="20"/>
+              </w:rPr>
+              <w:t>~0.35M</w:t>
+            </w:r>
+          </w:p>
+        </w:tc>
+        <w:tc>
+          <w:tcPr>
+            <w:tcW w:type="dxa" w:w="1440"/>
+          </w:tcPr>
+          <w:p>
+            <w:r>
+              <w:rPr>
+                <w:sz w:val="20"/>
+              </w:rPr>
+            </w:r>
+            <w:r>
+              <w:rPr>
+                <w:sz w:val="20"/>
+              </w:rPr>
+              <w:t>~$26</w:t>
+            </w:r>
+          </w:p>
+        </w:tc>
+        <w:tc>
+          <w:tcPr>
+            <w:tcW w:type="dxa" w:w="1440"/>
+          </w:tcPr>
+          <w:p>
+            <w:r>
+              <w:rPr>
+                <w:sz w:val="20"/>
+              </w:rPr>
+            </w:r>
+            <w:r>
+              <w:rPr>
+                <w:sz w:val="20"/>
+              </w:rPr>
+              <w:t>~$9M</w:t>
+            </w:r>
+          </w:p>
+        </w:tc>
+      </w:tr>
+      <w:tr>
+        <w:tc>
+          <w:tcPr>
+            <w:tcW w:type="dxa" w:w="1440"/>
+          </w:tcPr>
+          <w:p>
+            <w:r>
+              <w:rPr>
+                <w:sz w:val="20"/>
+              </w:rPr>
+            </w:r>
+            <w:r>
+              <w:rPr>
+                <w:sz w:val="20"/>
+              </w:rPr>
+              <w:t>Year 5 (North-Star waypoint)</w:t>
+            </w:r>
+          </w:p>
+        </w:tc>
+        <w:tc>
+          <w:tcPr>
+            <w:tcW w:type="dxa" w:w="1440"/>
+          </w:tcPr>
+          <w:p>
+            <w:r>
+              <w:rPr>
+                <w:sz w:val="20"/>
+              </w:rPr>
+            </w:r>
+            <w:r>
+              <w:rPr>
+                <w:sz w:val="20"/>
+              </w:rPr>
+              <w:t>~4</w:t>
+            </w:r>
+          </w:p>
+        </w:tc>
+        <w:tc>
+          <w:tcPr>
+            <w:tcW w:type="dxa" w:w="1440"/>
+          </w:tcPr>
+          <w:p>
+            <w:r>
+              <w:rPr>
+                <w:sz w:val="20"/>
+              </w:rPr>
+            </w:r>
+            <w:r>
+              <w:rPr>
+                <w:sz w:val="20"/>
+              </w:rPr>
+              <w:t>~50</w:t>
+            </w:r>
+          </w:p>
+        </w:tc>
+        <w:tc>
+          <w:tcPr>
+            <w:tcW w:type="dxa" w:w="1440"/>
+          </w:tcPr>
+          <w:p>
+            <w:r>
+              <w:rPr>
+                <w:sz w:val="20"/>
+              </w:rPr>
+            </w:r>
+            <w:r>
+              <w:rPr>
+                <w:sz w:val="20"/>
+              </w:rPr>
+              <w:t>~1.14M</w:t>
+            </w:r>
+          </w:p>
+        </w:tc>
+        <w:tc>
+          <w:tcPr>
+            <w:tcW w:type="dxa" w:w="1440"/>
+          </w:tcPr>
+          <w:p>
+            <w:r>
+              <w:rPr>
+                <w:sz w:val="20"/>
+              </w:rPr>
+            </w:r>
+            <w:r>
+              <w:rPr>
+                <w:sz w:val="20"/>
+              </w:rPr>
+              <w:t>~$45</w:t>
+            </w:r>
+          </w:p>
+        </w:tc>
+        <w:tc>
+          <w:tcPr>
+            <w:tcW w:type="dxa" w:w="1440"/>
+          </w:tcPr>
+          <w:p>
+            <w:r>
+              <w:rPr>
+                <w:sz w:val="20"/>
+              </w:rPr>
+            </w:r>
+            <w:r>
+              <w:rPr>
+                <w:sz w:val="20"/>
+              </w:rPr>
+              <w:t>~$51M</w:t>
+            </w:r>
+          </w:p>
+        </w:tc>
+      </w:tr>
+      <w:tr>
+        <w:tc>
+          <w:tcPr>
+            <w:tcW w:type="dxa" w:w="1440"/>
+          </w:tcPr>
+          <w:p>
+            <w:r>
+              <w:rPr>
+                <w:sz w:val="20"/>
+              </w:rPr>
+            </w:r>
+            <w:r>
+              <w:rPr>
+                <w:sz w:val="20"/>
+              </w:rPr>
+              <w:t>Year 7</w:t>
+            </w:r>
+          </w:p>
+        </w:tc>
+        <w:tc>
+          <w:tcPr>
+            <w:tcW w:type="dxa" w:w="1440"/>
+          </w:tcPr>
+          <w:p>
+            <w:r>
+              <w:rPr>
+                <w:sz w:val="20"/>
+              </w:rPr>
+            </w:r>
+            <w:r>
+              <w:rPr>
+                <w:sz w:val="20"/>
+              </w:rPr>
+              <w:t>~7</w:t>
+            </w:r>
+          </w:p>
+        </w:tc>
+        <w:tc>
+          <w:tcPr>
+            <w:tcW w:type="dxa" w:w="1440"/>
+          </w:tcPr>
+          <w:p>
+            <w:r>
+              <w:rPr>
+                <w:sz w:val="20"/>
+              </w:rPr>
+            </w:r>
+            <w:r>
+              <w:rPr>
+                <w:sz w:val="20"/>
+              </w:rPr>
+              <w:t>~75</w:t>
+            </w:r>
+          </w:p>
+        </w:tc>
+        <w:tc>
+          <w:tcPr>
+            <w:tcW w:type="dxa" w:w="1440"/>
+          </w:tcPr>
+          <w:p>
+            <w:r>
+              <w:rPr>
+                <w:sz w:val="20"/>
+              </w:rPr>
+            </w:r>
+            <w:r>
+              <w:rPr>
+                <w:sz w:val="20"/>
+              </w:rPr>
+              <w:t>~1.55M</w:t>
+            </w:r>
+          </w:p>
+        </w:tc>
+        <w:tc>
+          <w:tcPr>
+            <w:tcW w:type="dxa" w:w="1440"/>
+          </w:tcPr>
+          <w:p>
+            <w:r>
+              <w:rPr>
+                <w:sz w:val="20"/>
+              </w:rPr>
+            </w:r>
+            <w:r>
+              <w:rPr>
+                <w:sz w:val="20"/>
+              </w:rPr>
+              <w:t>~$45</w:t>
+            </w:r>
+          </w:p>
+        </w:tc>
+        <w:tc>
+          <w:tcPr>
+            <w:tcW w:type="dxa" w:w="1440"/>
+          </w:tcPr>
+          <w:p>
+            <w:r>
+              <w:rPr>
+                <w:sz w:val="20"/>
+              </w:rPr>
+            </w:r>
+            <w:r>
+              <w:rPr>
+                <w:sz w:val="20"/>
+              </w:rPr>
+              <w:t>~$70M</w:t>
+            </w:r>
+          </w:p>
+        </w:tc>
+      </w:tr>
+      <w:tr>
+        <w:tc>
+          <w:tcPr>
+            <w:tcW w:type="dxa" w:w="1440"/>
+          </w:tcPr>
+          <w:p>
+            <w:r>
+              <w:rPr>
+                <w:sz w:val="20"/>
+              </w:rPr>
+            </w:r>
+            <w:r>
+              <w:rPr>
+                <w:b/>
+                <w:sz w:val="20"/>
+              </w:rPr>
+              <w:t>Year 9–10 (terminal)</w:t>
+            </w:r>
+          </w:p>
+        </w:tc>
+        <w:tc>
+          <w:tcPr>
+            <w:tcW w:type="dxa" w:w="1440"/>
+          </w:tcPr>
+          <w:p>
+            <w:r>
+              <w:rPr>
+                <w:sz w:val="20"/>
+              </w:rPr>
+            </w:r>
+            <w:r>
+              <w:rPr>
+                <w:b/>
+                <w:sz w:val="20"/>
+              </w:rPr>
+              <w:t>10</w:t>
+            </w:r>
+          </w:p>
+        </w:tc>
+        <w:tc>
+          <w:tcPr>
+            <w:tcW w:type="dxa" w:w="1440"/>
+          </w:tcPr>
+          <w:p>
+            <w:r>
+              <w:rPr>
+                <w:sz w:val="20"/>
+              </w:rPr>
+            </w:r>
+            <w:r>
+              <w:rPr>
+                <w:b/>
+                <w:sz w:val="20"/>
+              </w:rPr>
+              <w:t>100</w:t>
+            </w:r>
+          </w:p>
+        </w:tc>
+        <w:tc>
+          <w:tcPr>
+            <w:tcW w:type="dxa" w:w="1440"/>
+          </w:tcPr>
+          <w:p>
+            <w:r>
+              <w:rPr>
+                <w:sz w:val="20"/>
+              </w:rPr>
+            </w:r>
+            <w:r>
+              <w:rPr>
+                <w:b/>
+                <w:sz w:val="20"/>
+              </w:rPr>
+              <w:t>~2.0M</w:t>
+            </w:r>
+          </w:p>
+        </w:tc>
+        <w:tc>
+          <w:tcPr>
+            <w:tcW w:type="dxa" w:w="1440"/>
+          </w:tcPr>
+          <w:p>
+            <w:r>
+              <w:rPr>
+                <w:sz w:val="20"/>
+              </w:rPr>
+            </w:r>
+            <w:r>
+              <w:rPr>
+                <w:b/>
+                <w:sz w:val="20"/>
+              </w:rPr>
+              <w:t>~$45</w:t>
+            </w:r>
+          </w:p>
+        </w:tc>
+        <w:tc>
+          <w:tcPr>
+            <w:tcW w:type="dxa" w:w="1440"/>
+          </w:tcPr>
+          <w:p>
+            <w:r>
+              <w:rPr>
+                <w:sz w:val="20"/>
+              </w:rPr>
+            </w:r>
+            <w:r>
+              <w:rPr>
+                <w:b/>
+                <w:sz w:val="20"/>
+              </w:rPr>
+              <w:t>~$90M</w:t>
+            </w:r>
+          </w:p>
+        </w:tc>
+      </w:tr>
+    </w:tbl>
+    <w:p>
+      <w:r>
+        <w:t xml:space="preserve">At terminal scale — </w:t>
+      </w:r>
+      <w:r>
+        <w:rPr>
+          <w:b/>
+        </w:rPr>
+        <w:t>2.0M subs × ~$45 blended ARPU</w:t>
+      </w:r>
+      <w:r>
+        <w:t xml:space="preserve"> (range $35–55 → </w:t>
+      </w:r>
+      <w:r>
+        <w:rPr>
+          <w:b/>
+        </w:rPr>
+        <w:t>~$70–110M revenue</w:t>
+      </w:r>
+      <w:r>
+        <w:t>):</w:t>
+      </w:r>
+    </w:p>
+    <w:p>
+      <w:pPr>
+        <w:pStyle w:val="ListBullet"/>
+      </w:pPr>
+      <w:r>
+        <w:t xml:space="preserve">EBITDA at a mature </w:t>
+      </w:r>
+      <w:r>
+        <w:rPr>
+          <w:b/>
+        </w:rPr>
+        <w:t>~28–30%</w:t>
+      </w:r>
+      <w:r>
+        <w:t xml:space="preserve"> margin ≈ </w:t>
+      </w:r>
+      <w:r>
+        <w:rPr>
+          <w:b/>
+        </w:rPr>
+        <w:t>~$25–33M/yr</w:t>
+      </w:r>
+      <w:r>
+        <w:t>.</w:t>
+      </w:r>
+    </w:p>
+    <w:p>
+      <w:pPr>
+        <w:pStyle w:val="ListBullet"/>
+      </w:pPr>
+      <w:r>
+        <w:t xml:space="preserve">Indicative enterprise value: revenue </w:t>
+      </w:r>
+      <w:r>
+        <w:rPr>
+          <w:b/>
+        </w:rPr>
+        <w:t>3–5×</w:t>
+      </w:r>
+      <w:r>
+        <w:t xml:space="preserve"> → ~$270–450M; EBITDA </w:t>
+      </w:r>
+      <w:r>
+        <w:rPr>
+          <w:b/>
+        </w:rPr>
+        <w:t>12–18×</w:t>
+      </w:r>
+      <w:r>
+        <w:t xml:space="preserve"> (on ~$27M) → ~$300–490M → </w:t>
+      </w:r>
+      <w:r>
+        <w:rPr>
+          <w:b/>
+        </w:rPr>
+        <w:t>blended ~$300–450M for PoC alone</w:t>
+      </w:r>
+      <w:r>
+        <w:t xml:space="preserve"> (before Pet Intelligence; combined Ventures higher).</w:t>
+      </w:r>
+    </w:p>
+    <w:p>
+      <w:pPr>
+        <w:pStyle w:val="ListBullet"/>
+      </w:pPr>
+      <w:r>
+        <w:rPr>
+          <w:b/>
+        </w:rPr>
+        <w:t>Capital:</w:t>
+      </w:r>
+      <w:r>
+        <w:t xml:space="preserve"> the build is self-funding region-by-region once early regions mature; the gating constraint is </w:t>
+      </w:r>
+      <w:r>
+        <w:rPr>
+          <w:b/>
+        </w:rPr>
+        <w:t>growth capital to launch regions ahead of maturity (~$8–12M+ cumulative through the high-growth years)</w:t>
+      </w:r>
+      <w:r>
+        <w:t>, not terminal economics.</w:t>
+      </w:r>
+    </w:p>
+    <w:p>
+      <w:pPr>
+        <w:pStyle w:val="ListBullet"/>
+      </w:pPr>
+      <w:r>
+        <w:rPr>
+          <w:b/>
+        </w:rPr>
+        <w:t>Assumes</w:t>
+      </w:r>
+      <w:r>
+        <w:t xml:space="preserve"> ~63% market-graduation survivorship (attempt more than 100 to land 100 viable) and ARPU maturation via the full 8-line stack — </w:t>
+      </w:r>
+      <w:r>
+        <w:rPr>
+          <w:b/>
+        </w:rPr>
+        <w:t>not ad revenue alone.</w:t>
       </w:r>
     </w:p>
     <w:p>

--- a/PoC-Business-Plan.docx
+++ b/PoC-Business-Plan.docx
@@ -296,7 +296,16 @@
         <w:t>seven-line monetization stack</w:t>
       </w:r>
       <w:r>
-        <w:t xml:space="preserve"> (insurance lead-gen, housing, data, card, events, lead-gen, ads) removes single-line risk; and a </w:t>
+        <w:t xml:space="preserve"> (insurance lead-gen, housing, data, card, events, directory lead-gen, curated sponsorship — </w:t>
+      </w:r>
+      <w:r>
+        <w:rPr>
+          <w:b/>
+        </w:rPr>
+        <w:t>no programmatic/CPM ads</w:t>
+      </w:r>
+      <w:r>
+        <w:t xml:space="preserve">) removes single-line risk; and a </w:t>
       </w:r>
       <w:r>
         <w:rPr>
@@ -1165,6 +1174,35 @@
     </w:p>
     <w:p>
       <w:r>
+        <w:rPr>
+          <w:b/>
+        </w:rPr>
+        <w:t>Reader-first principle — no programmatic/CPM ads.</w:t>
+      </w:r>
+      <w:r>
+        <w:t xml:space="preserve"> The product carries </w:t>
+      </w:r>
+      <w:r>
+        <w:rPr>
+          <w:b/>
+        </w:rPr>
+        <w:t>no commodity or programmatic CPM advertising.</w:t>
+      </w:r>
+      <w:r>
+        <w:t xml:space="preserve"> A clean, trusted, high-signal edition protects engagement and slows content fatigue, which protects the first-party data asset (the crown jewel) — and trust is non-negotiable next to vet-wellness/health (YMYL) content. Member-brand demand — our single biggest structural advantage — is monetized as </w:t>
+      </w:r>
+      <w:r>
+        <w:rPr>
+          <w:b/>
+        </w:rPr>
+        <w:t>curated sponsorship and integration sold on value, not impressions</w:t>
+      </w:r>
+      <w:r>
+        <w:t xml:space="preserve"> (see §7), not as banner inventory.</w:t>
+      </w:r>
+    </w:p>
+    <w:p>
+      <w:r>
         <w:br/>
       </w:r>
     </w:p>
@@ -2865,7 +2903,16 @@
         <w:t>Sequence monetization by durability/margin, not by ease.</w:t>
       </w:r>
       <w:r>
-        <w:t xml:space="preserve"> Ads are a complement, never the core.</w:t>
+        <w:t xml:space="preserve"> Curated sponsorship is a complement, never the core — and </w:t>
+      </w:r>
+      <w:r>
+        <w:rPr>
+          <w:b/>
+        </w:rPr>
+        <w:t>the product carries no programmatic/CPM advertising</w:t>
+      </w:r>
+      <w:r>
+        <w:t xml:space="preserve"> (§3.2).</w:t>
       </w:r>
     </w:p>
     <w:tbl>
@@ -3695,7 +3742,7 @@
                 <w:b/>
                 <w:sz w:val="20"/>
               </w:rPr>
-              <w:t>Newsletter sponsorship / ads</w:t>
+              <w:t>Curated sponsorship &amp; member-brand integration</w:t>
             </w:r>
           </w:p>
         </w:tc>
@@ -3713,7 +3760,7 @@
               <w:rPr>
                 <w:sz w:val="20"/>
               </w:rPr>
-              <w:t>National member brands (sold centrally) + local SMBs</w:t>
+              <w:t>National member brands (sold centrally) + select local sponsors</w:t>
             </w:r>
           </w:p>
         </w:tc>
@@ -3731,7 +3778,14 @@
               <w:rPr>
                 <w:sz w:val="20"/>
               </w:rPr>
-              <w:t>Complement; CPMs ~$25–45</w:t>
+              <w:t xml:space="preserve">Sold on value/association (one "presented by" per edition; integrations, product-JV) — </w:t>
+            </w:r>
+            <w:r>
+              <w:rPr>
+                <w:b/>
+                <w:sz w:val="20"/>
+              </w:rPr>
+              <w:t>not CPM; no programmatic</w:t>
             </w:r>
           </w:p>
         </w:tc>
@@ -3847,7 +3901,7 @@
                 <w:b/>
                 <w:sz w:val="20"/>
               </w:rPr>
-              <w:t>Ad</w:t>
+              <w:t>Sponsorship</w:t>
             </w:r>
           </w:p>
         </w:tc>
@@ -4200,7 +4254,25 @@
     </w:tbl>
     <w:p>
       <w:r>
-        <w:t>This ARPU expansion — not subscriber count alone — is what makes the unit economics and the North-Star work.</w:t>
+        <w:t xml:space="preserve">The sponsorship line is </w:t>
+      </w:r>
+      <w:r>
+        <w:rPr>
+          <w:b/>
+        </w:rPr>
+        <w:t>intent-targeted, curated member-brand sponsorship — not commodity CPM</w:t>
+      </w:r>
+      <w:r>
+        <w:t xml:space="preserve"> (§3.2). This ARPU expansion — not subscriber count alone — is what makes the unit economics and the North-Star work, and it holds </w:t>
+      </w:r>
+      <w:r>
+        <w:rPr>
+          <w:b/>
+        </w:rPr>
+        <w:t>without</w:t>
+      </w:r>
+      <w:r>
+        <w:t xml:space="preserve"> programmatic advertising.</w:t>
       </w:r>
     </w:p>
     <w:p>

--- a/PoC-Business-Plan.docx
+++ b/PoC-Business-Plan.docx
@@ -196,7 +196,7 @@
         <w:t>citywide pet discount card</w:t>
       </w:r>
       <w:r>
-        <w:t xml:space="preserve">, and a consent-based </w:t>
+        <w:t xml:space="preserve">, a consent-based </w:t>
       </w:r>
       <w:r>
         <w:rPr>
@@ -205,7 +205,25 @@
         <w:t>first-party data panel</w:t>
       </w:r>
       <w:r>
-        <w:t xml:space="preserve">. One property per metro, modeled on the validated 6AM City / Good Daily local-newsletter playbook but focused exclusively on the pet owner. </w:t>
+        <w:t xml:space="preserve">, and </w:t>
+      </w:r>
+      <w:r>
+        <w:rPr>
+          <w:b/>
+        </w:rPr>
+        <w:t>Instagram/TikTok</w:t>
+      </w:r>
+      <w:r>
+        <w:t xml:space="preserve"> social channels (including </w:t>
+      </w:r>
+      <w:r>
+        <w:rPr>
+          <w:b/>
+        </w:rPr>
+        <w:t>TikTok Shop live selling</w:t>
+      </w:r>
+      <w:r>
+        <w:t xml:space="preserve"> for member brands). One property per metro, modeled on the validated 6AM City / Good Daily local-newsletter playbook but focused exclusively on the pet owner. </w:t>
       </w:r>
       <w:r>
         <w:rPr>
@@ -1127,6 +1145,29 @@
       </w:r>
       <w:r>
         <w:t xml:space="preserve"> — the crown-jewel asset.</w:t>
+      </w:r>
+    </w:p>
+    <w:p>
+      <w:pPr>
+        <w:pStyle w:val="ListBullet"/>
+      </w:pPr>
+      <w:r>
+        <w:rPr>
+          <w:b/>
+        </w:rPr>
+        <w:t>Social channels (Instagram + TikTok)</w:t>
+      </w:r>
+      <w:r>
+        <w:t xml:space="preserve"> — local short-form content as a discovery/acquisition funnel into owned email/SMS, plus </w:t>
+      </w:r>
+      <w:r>
+        <w:rPr>
+          <w:b/>
+        </w:rPr>
+        <w:t>TikTok Shop live-selling</w:t>
+      </w:r>
+      <w:r>
+        <w:t xml:space="preserve"> of member-brand products (social commerce).</w:t>
       </w:r>
     </w:p>
     <w:p>
@@ -4276,6 +4317,277 @@
       </w:r>
     </w:p>
     <w:p>
+      <w:pPr>
+        <w:pStyle w:val="Heading3"/>
+      </w:pPr>
+      <w:r>
+        <w:rPr>
+          <w:color w:val="2E5496"/>
+        </w:rPr>
+        <w:t>7.2 Social presence &amp; social commerce (Instagram, TikTok, TikTok Shop)</w:t>
+      </w:r>
+    </w:p>
+    <w:p>
+      <w:r>
+        <w:rPr>
+          <w:b/>
+        </w:rPr>
+        <w:t>Why it's necessary.</w:t>
+      </w:r>
+      <w:r>
+        <w:t xml:space="preserve"> Pet discovery, community, and increasingly *purchase* now happen on </w:t>
+      </w:r>
+      <w:r>
+        <w:rPr>
+          <w:b/>
+        </w:rPr>
+        <w:t>Instagram (Reels) and TikTok</w:t>
+      </w:r>
+      <w:r>
+        <w:t xml:space="preserve">; a local pet brand without a social presence is invisible to the next generation of owners — and social is the </w:t>
+      </w:r>
+      <w:r>
+        <w:rPr>
+          <w:b/>
+        </w:rPr>
+        <w:t>lowest-cost top-of-funnel</w:t>
+      </w:r>
+      <w:r>
+        <w:t xml:space="preserve"> for subscriber acquisition.</w:t>
+      </w:r>
+    </w:p>
+    <w:p>
+      <w:r>
+        <w:rPr>
+          <w:b/>
+        </w:rPr>
+        <w:t>Two roles:</w:t>
+      </w:r>
+    </w:p>
+    <w:p>
+      <w:pPr>
+        <w:pStyle w:val="ListNumber"/>
+      </w:pPr>
+      <w:r>
+        <w:rPr>
+          <w:b/>
+        </w:rPr>
+        <w:t>Acquisition + community (top of funnel).</w:t>
+      </w:r>
+      <w:r>
+        <w:t xml:space="preserve"> Local short-form content (adoptable pets, local spots, events, vet-wellness tips) drives discovery → convert followers into </w:t>
+      </w:r>
+      <w:r>
+        <w:rPr>
+          <w:b/>
+        </w:rPr>
+        <w:t>owned email/SMS subscribers and panel opt-ins.</w:t>
+      </w:r>
+      <w:r>
+        <w:t xml:space="preserve"> *Discipline (the Dodo lesson): social is rented reach — use it to acquire, but own the relationship.* Run </w:t>
+      </w:r>
+      <w:r>
+        <w:rPr>
+          <w:b/>
+        </w:rPr>
+        <w:t>multi-platform</w:t>
+      </w:r>
+      <w:r>
+        <w:t xml:space="preserve"> (IG + TikTok + YouTube Shorts) to avoid single-platform dependency.</w:t>
+      </w:r>
+    </w:p>
+    <w:p>
+      <w:pPr>
+        <w:pStyle w:val="ListNumber"/>
+      </w:pPr>
+      <w:r>
+        <w:rPr>
+          <w:b/>
+        </w:rPr>
+        <w:t>Social commerce — TikTok Shop live selling.</w:t>
+      </w:r>
+      <w:r>
+        <w:t xml:space="preserve"> Our trusted local audience + events muscle + community is an ideal engine for </w:t>
+      </w:r>
+      <w:r>
+        <w:rPr>
+          <w:b/>
+        </w:rPr>
+        <w:t>live shopping</w:t>
+      </w:r>
+      <w:r>
+        <w:t xml:space="preserve">: produce </w:t>
+      </w:r>
+      <w:r>
+        <w:rPr>
+          <w:b/>
+        </w:rPr>
+        <w:t>TikTok Shop live-selling events</w:t>
+      </w:r>
+      <w:r>
+        <w:t xml:space="preserve"> for member-brand pet products to an engaged, local, high-intent audience — online and tied to IRL events (adoption days, expos).</w:t>
+      </w:r>
+    </w:p>
+    <w:p>
+      <w:r>
+        <w:rPr>
+          <w:b/>
+        </w:rPr>
+        <w:t>The enterprise opportunity (member-brand partners).</w:t>
+      </w:r>
+      <w:r>
+        <w:t xml:space="preserve"> Offer </w:t>
+      </w:r>
+      <w:r>
+        <w:rPr>
+          <w:b/>
+        </w:rPr>
+        <w:t>enterprise member-brand partners</w:t>
+      </w:r>
+      <w:r>
+        <w:t xml:space="preserve"> a turnkey </w:t>
+      </w:r>
+      <w:r>
+        <w:rPr>
+          <w:b/>
+        </w:rPr>
+        <w:t>live-selling channel</w:t>
+      </w:r>
+      <w:r>
+        <w:t xml:space="preserve">: PoC supplies the audience, hosts/creators, local activation, and production; the brand supplies product. Revenue via </w:t>
+      </w:r>
+      <w:r>
+        <w:rPr>
+          <w:b/>
+        </w:rPr>
+        <w:t>commission/affiliate take on GMV + a production/service fee + live-event sponsorship.</w:t>
+      </w:r>
+      <w:r>
+        <w:t xml:space="preserve"> It directly advances the </w:t>
+      </w:r>
+      <w:r>
+        <w:rPr>
+          <w:b/>
+        </w:rPr>
+        <w:t>member-brand-local-connection</w:t>
+      </w:r>
+      <w:r>
+        <w:t xml:space="preserve"> mission, feeds the </w:t>
+      </w:r>
+      <w:r>
+        <w:rPr>
+          <w:b/>
+        </w:rPr>
+        <w:t>product-JV</w:t>
+      </w:r>
+      <w:r>
+        <w:t xml:space="preserve"> line, and generates </w:t>
+      </w:r>
+      <w:r>
+        <w:rPr>
+          <w:b/>
+        </w:rPr>
+        <w:t>first-party purchase-intent data</w:t>
+      </w:r>
+      <w:r>
+        <w:t xml:space="preserve"> for the panel / Pet Intelligence.</w:t>
+      </w:r>
+    </w:p>
+    <w:p>
+      <w:r>
+        <w:rPr>
+          <w:b/>
+        </w:rPr>
+        <w:t>Revenue model &amp; fit.</w:t>
+      </w:r>
+      <w:r>
+        <w:t xml:space="preserve"> Primarily </w:t>
+      </w:r>
+      <w:r>
+        <w:rPr>
+          <w:b/>
+        </w:rPr>
+        <w:t>commerce/affiliate take on GMV</w:t>
+      </w:r>
+      <w:r>
+        <w:t xml:space="preserve"> (expands the §7.1 commerce line) + </w:t>
+      </w:r>
+      <w:r>
+        <w:rPr>
+          <w:b/>
+        </w:rPr>
+        <w:t>turnkey service/production fees</w:t>
+      </w:r>
+      <w:r>
+        <w:t xml:space="preserve"> from enterprise partners + </w:t>
+      </w:r>
+      <w:r>
+        <w:rPr>
+          <w:b/>
+        </w:rPr>
+        <w:t>event sponsorship</w:t>
+      </w:r>
+      <w:r>
+        <w:t xml:space="preserve">; capital-light (creator/UGC + existing events). Consistent with the no-CPM principle — this is organic content + commerce, not commodity ad inventory. *(Paid social may still be used for subscriber </w:t>
+      </w:r>
+      <w:r>
+        <w:rPr>
+          <w:b/>
+        </w:rPr>
+        <w:t>acquisition</w:t>
+      </w:r>
+      <w:r>
+        <w:t>, per §9; that is buying reach to grow owned audience, distinct from selling CPM in our product.)*</w:t>
+      </w:r>
+    </w:p>
+    <w:p>
+      <w:r>
+        <w:rPr>
+          <w:b/>
+        </w:rPr>
+        <w:t>Risks &amp; guardrails.</w:t>
+      </w:r>
+      <w:r>
+        <w:t xml:space="preserve"> Algorithm volatility and </w:t>
+      </w:r>
+      <w:r>
+        <w:rPr>
+          <w:b/>
+        </w:rPr>
+        <w:t>US TikTok regulatory/ownership uncertainty</w:t>
+      </w:r>
+      <w:r>
+        <w:t xml:space="preserve"> — mitigate by (a) always converting social audiences to </w:t>
+      </w:r>
+      <w:r>
+        <w:rPr>
+          <w:b/>
+        </w:rPr>
+        <w:t>owned</w:t>
+      </w:r>
+      <w:r>
+        <w:t xml:space="preserve"> channels, (b) staying </w:t>
+      </w:r>
+      <w:r>
+        <w:rPr>
+          <w:b/>
+        </w:rPr>
+        <w:t>multi-platform</w:t>
+      </w:r>
+      <w:r>
+        <w:t xml:space="preserve"> (IG Shopping / YouTube / TikTok), and (c) treating live-selling commerce as </w:t>
+      </w:r>
+      <w:r>
+        <w:rPr>
+          <w:b/>
+        </w:rPr>
+        <w:t>incremental upside, not a core dependency.</w:t>
+      </w:r>
+      <w:r>
+        <w:t xml:space="preserve"> Maintain brand safety and FTC disclosure on creator content.</w:t>
+      </w:r>
+    </w:p>
+    <w:p>
       <w:r>
         <w:br/>
       </w:r>
@@ -16031,6 +16343,45 @@
                 <w:sz w:val="20"/>
               </w:rPr>
               <w:t>Own email/SMS/app/IRL relationships; diversify channels</w:t>
+            </w:r>
+          </w:p>
+        </w:tc>
+      </w:tr>
+      <w:tr>
+        <w:tc>
+          <w:tcPr>
+            <w:tcW w:type="dxa" w:w="4320"/>
+          </w:tcPr>
+          <w:p>
+            <w:r>
+              <w:rPr>
+                <w:sz w:val="20"/>
+              </w:rPr>
+            </w:r>
+            <w:r>
+              <w:rPr>
+                <w:b/>
+                <w:sz w:val="20"/>
+              </w:rPr>
+              <w:t>Social-platform dependency / TikTok regulatory risk</w:t>
+            </w:r>
+          </w:p>
+        </w:tc>
+        <w:tc>
+          <w:tcPr>
+            <w:tcW w:type="dxa" w:w="4320"/>
+          </w:tcPr>
+          <w:p>
+            <w:r>
+              <w:rPr>
+                <w:sz w:val="20"/>
+              </w:rPr>
+            </w:r>
+            <w:r>
+              <w:rPr>
+                <w:sz w:val="20"/>
+              </w:rPr>
+              <w:t>Convert social audiences to owned channels; run multi-platform (IG/YouTube/TikTok); treat live-selling commerce as incremental upside, not core</w:t>
             </w:r>
           </w:p>
         </w:tc>

--- a/PoC-Business-Plan.docx
+++ b/PoC-Business-Plan.docx
@@ -275,10 +275,46 @@
         <w:rPr>
           <w:b/>
         </w:rPr>
-        <w:t>Why it can work where others failed.</w:t>
-      </w:r>
-      <w:r>
-        <w:t xml:space="preserve"> The hyper-local pet-media graveyard (CityDog 18→4 editions, Tails 14→1, Bay Woof→nonprofit) died of </w:t>
+        <w:t>Why it can work — and where the incumbent is weak.</w:t>
+      </w:r>
+      <w:r>
+        <w:t xml:space="preserve"> The category is </w:t>
+      </w:r>
+      <w:r>
+        <w:rPr>
+          <w:b/>
+        </w:rPr>
+        <w:t>proven durable</w:t>
+      </w:r>
+      <w:r>
+        <w:t xml:space="preserve">: </w:t>
+      </w:r>
+      <w:r>
+        <w:rPr>
+          <w:b/>
+        </w:rPr>
+        <w:t>CityDog has run for 20+ years across ~20 digital markets</w:t>
+      </w:r>
+      <w:r>
+        <w:t xml:space="preserve"> — but it competes the *wrong* way (major metros, centrally-managed websites, </w:t>
+      </w:r>
+      <w:r>
+        <w:rPr>
+          <w:b/>
+        </w:rPr>
+        <w:t>poor UX</w:t>
+      </w:r>
+      <w:r>
+        <w:t xml:space="preserve">, and </w:t>
+      </w:r>
+      <w:r>
+        <w:rPr>
+          <w:b/>
+        </w:rPr>
+        <w:t>intrusive programmatic / non-endemic ad units — pop-ups and page takeovers</w:t>
+      </w:r>
+      <w:r>
+        <w:t xml:space="preserve">). Earlier *print* plays (CityDog's own print, Tails, Bay Woof) failed on </w:t>
       </w:r>
       <w:r>
         <w:rPr>
@@ -287,16 +323,16 @@
         <w:t>thin local ad pools, centralized content cost, single-revenue-line dependence, and no data/loyalty layer.</w:t>
       </w:r>
       <w:r>
-        <w:t xml:space="preserve"> APPA is uniquely positioned to fix each: </w:t>
+        <w:t xml:space="preserve"> APPA fixes each *and* out-competes the incumbent: </w:t>
       </w:r>
       <w:r>
         <w:rPr>
           <w:b/>
         </w:rPr>
-        <w:t>national member-brand advertiser demand</w:t>
-      </w:r>
-      <w:r>
-        <w:t xml:space="preserve"> fills thin local inventory; </w:t>
+        <w:t>national member-brand demand</w:t>
+      </w:r>
+      <w:r>
+        <w:t xml:space="preserve"> fills inventory; </w:t>
       </w:r>
       <w:r>
         <w:rPr>
@@ -305,7 +341,7 @@
         <w:t>AI-assisted, human-edited</w:t>
       </w:r>
       <w:r>
-        <w:t xml:space="preserve"> content removes the cost; a </w:t>
+        <w:t xml:space="preserve"> content removes cost; a </w:t>
       </w:r>
       <w:r>
         <w:rPr>
@@ -323,7 +359,7 @@
         <w:t>no programmatic/CPM ads</w:t>
       </w:r>
       <w:r>
-        <w:t xml:space="preserve">) removes single-line risk; and a </w:t>
+        <w:t xml:space="preserve">) removes single-line risk; a </w:t>
       </w:r>
       <w:r>
         <w:rPr>
@@ -332,7 +368,16 @@
         <w:t>first-party pet-owner panel</w:t>
       </w:r>
       <w:r>
-        <w:t xml:space="preserve"> is the durable, exit-valuable moat.</w:t>
+        <w:t xml:space="preserve"> is the durable, exit-valuable moat; and a </w:t>
+      </w:r>
+      <w:r>
+        <w:rPr>
+          <w:b/>
+        </w:rPr>
+        <w:t>right-size footprint with a genuinely good reader experience</w:t>
+      </w:r>
+      <w:r>
+        <w:t xml:space="preserve"> routes around CityDog's major-metro, ad-stuffed model.</w:t>
       </w:r>
     </w:p>
     <w:p>
@@ -1807,16 +1852,16 @@
     </w:p>
     <w:p>
       <w:r>
-        <w:t xml:space="preserve">The hyper-local pet-media category has a </w:t>
+        <w:t xml:space="preserve">The category is </w:t>
       </w:r>
       <w:r>
         <w:rPr>
           <w:b/>
         </w:rPr>
-        <w:t>graveyard</w:t>
-      </w:r>
-      <w:r>
-        <w:t>, but the causes of death are exactly what APPA can fix. Key lessons, by group:</w:t>
+        <w:t>durable but poorly served</w:t>
+      </w:r>
+      <w:r>
+        <w:t xml:space="preserve"> — its one long-running network proves demand yet competes weakly, while the *print*-era plays consolidated or died. Both the failures *and* the incumbent's weaknesses are exactly what APPA can exploit. Key lessons, by group:</w:t>
       </w:r>
     </w:p>
     <w:p>
@@ -1827,7 +1872,7 @@
         <w:rPr>
           <w:color w:val="2E5496"/>
         </w:rPr>
-        <w:t>5.1 Direct (hyper-local pet media) — the cautionary tales</w:t>
+        <w:t>5.1 Direct (hyper-local pet media) — the incumbent and the cautionary tales</w:t>
       </w:r>
     </w:p>
     <w:p>
@@ -1841,22 +1886,61 @@
         <w:t>CityDog</w:t>
       </w:r>
       <w:r>
-        <w:t xml:space="preserve"> (the closest analog): per-city licensed editions, </w:t>
+        <w:t xml:space="preserve"> (the closest analog — </w:t>
       </w:r>
       <w:r>
         <w:rPr>
           <w:b/>
         </w:rPr>
-        <w:t>18→4</w:t>
-      </w:r>
-      <w:r>
-        <w:t xml:space="preserve"> consolidation — a single city's pet-ad pool can't fund per-city staff. </w:t>
+        <w:t>and a live competitor</w:t>
+      </w:r>
+      <w:r>
+        <w:t xml:space="preserve">): collapsed its *print* but operates </w:t>
       </w:r>
       <w:r>
         <w:rPr>
           <w:b/>
         </w:rPr>
-        <w:t>→ pool regionally; bring national demand.</w:t>
+        <w:t>~20 digital editions in major metros</w:t>
+      </w:r>
+      <w:r>
+        <w:t xml:space="preserve"> (Seattle, Portland, SF/NoCal, San Diego, LA, Denver, Phoenix, Austin, Las Vegas, Dallas, Houston, Nashville, Atlanta, Boston, Philly, Baltimore, NYC, Chicago, Vancouver BC, London) — a </w:t>
+      </w:r>
+      <w:r>
+        <w:rPr>
+          <w:b/>
+        </w:rPr>
+        <w:t>viable business for 20+ years.</w:t>
+      </w:r>
+      <w:r>
+        <w:t xml:space="preserve"> But it is </w:t>
+      </w:r>
+      <w:r>
+        <w:rPr>
+          <w:b/>
+        </w:rPr>
+        <w:t>centrally-managed websites, run city-by-city, with poor UX and intrusive programmatic / non-endemic ad units (pop-ups, page takeovers).</w:t>
+      </w:r>
+      <w:r>
+        <w:t xml:space="preserve"> </w:t>
+      </w:r>
+      <w:r>
+        <w:rPr>
+          <w:b/>
+        </w:rPr>
+        <w:t>→ The category is *durable* (it sustains a 20-year network) — the opening is to beat CityDog on *model* (newsletter + community + data + social, endemic / no-CPM, great UX) and on *market* (the right-size metros it ignores).</w:t>
+      </w:r>
+      <w:r>
+        <w:t xml:space="preserve"> Our footprint is </w:t>
+      </w:r>
+      <w:r>
+        <w:rPr>
+          <w:b/>
+        </w:rPr>
+        <w:t>largely non-overlapping</w:t>
+      </w:r>
+      <w:r>
+        <w:t xml:space="preserve"> with its major-metro map; where it overlaps (e.g., Austin), we win on local depth, UX, and the utility/data layers.</w:t>
       </w:r>
     </w:p>
     <w:p>
@@ -1870,7 +1954,7 @@
         <w:t>Tails</w:t>
       </w:r>
       <w:r>
-        <w:t xml:space="preserve"> (14→1), </w:t>
+        <w:t xml:space="preserve"> (14 cities→1), </w:t>
       </w:r>
       <w:r>
         <w:rPr>
@@ -1894,7 +1978,7 @@
         <w:rPr>
           <w:b/>
         </w:rPr>
-        <w:t>→ commercial local-pet *print* is fragile; directories survive small.</w:t>
+        <w:t>→ commercial local-pet *print* is fragile; lean digital + directories endure.</w:t>
       </w:r>
     </w:p>
     <w:p>
@@ -2529,7 +2613,7 @@
         <w:t>National advertiser demand via APPA member brands</w:t>
       </w:r>
       <w:r>
-        <w:t xml:space="preserve"> — directly fixes the thin-local-ad-pool failure that killed CityDog/Tails. The single biggest structural advantage no pure-play had.</w:t>
+        <w:t xml:space="preserve"> — directly fixes the thin-local-ad-pool problem that sank the *print* pet-media plays (and that the surviving incumbent, CityDog, only papers over with intrusive programmatic ads). The single biggest structural advantage no pure-play had.</w:t>
       </w:r>
     </w:p>
     <w:p>
@@ -2827,16 +2911,16 @@
         <w:pStyle w:val="ListBullet"/>
       </w:pPr>
       <w:r>
-        <w:t xml:space="preserve">The model's own </w:t>
+        <w:t xml:space="preserve">An </w:t>
       </w:r>
       <w:r>
         <w:rPr>
           <w:b/>
         </w:rPr>
-        <w:t>graveyard</w:t>
-      </w:r>
-      <w:r>
-        <w:t xml:space="preserve">; </w:t>
+        <w:t>entrenched 20-year incumbent</w:t>
+      </w:r>
+      <w:r>
+        <w:t xml:space="preserve"> (CityDog, ~20 digital metros) that could defend or move down-market; </w:t>
       </w:r>
       <w:r>
         <w:rPr>
@@ -5160,7 +5244,7 @@
         <w:rPr>
           <w:color w:val="2E5496"/>
         </w:rPr>
-        <w:t>8.3 The structural fixes (why this won't be CityDog)</w:t>
+        <w:t>8.3 The structural fixes (how we beat CityDog and avoid the print failures)</w:t>
       </w:r>
     </w:p>
     <w:p>
@@ -5207,7 +5291,16 @@
         <w:t>Macaroni-KID-style licensing layer</w:t>
       </w:r>
       <w:r>
-        <w:t xml:space="preserve"> (operators keep local upside; Ventures takes a platform fee + national-ad share). *(Full detail: Pilot-City Selection.)*</w:t>
+        <w:t xml:space="preserve"> (operators keep local upside; Ventures takes a platform fee + national-ad share). Against the live incumbent specifically, the consumer-facing wedge is: </w:t>
+      </w:r>
+      <w:r>
+        <w:rPr>
+          <w:b/>
+        </w:rPr>
+        <w:t>right-size markets CityDog ignores; a newsletter + community + data + social model (not an ad-stuffed website); endemic, no-CPM monetization (no pop-ups/page takeovers); and a genuinely good reader experience.</w:t>
+      </w:r>
+      <w:r>
+        <w:t xml:space="preserve"> *(Full detail: Pilot-City Selection.)*</w:t>
       </w:r>
     </w:p>
     <w:p>
@@ -15967,13 +16060,13 @@
                 <w:b/>
                 <w:sz w:val="20"/>
               </w:rPr>
-              <w:t>The category graveyard</w:t>
-            </w:r>
-            <w:r>
-              <w:rPr>
-                <w:sz w:val="20"/>
-              </w:rPr>
-              <w:t xml:space="preserve"> (thin local ad pools)</w:t>
+              <w:t>Thin local ad pools</w:t>
+            </w:r>
+            <w:r>
+              <w:rPr>
+                <w:sz w:val="20"/>
+              </w:rPr>
+              <w:t xml:space="preserve"> (the print-era failure)</w:t>
             </w:r>
           </w:p>
         </w:tc>
@@ -15991,7 +16084,52 @@
               <w:rPr>
                 <w:sz w:val="20"/>
               </w:rPr>
-              <w:t>Regional pooling + national member-brand demand + shared platform + 7-line stack</w:t>
+              <w:t>Regional pooling + national member-brand demand + shared platform + 7-line stack (no reliance on commodity CPM)</w:t>
+            </w:r>
+          </w:p>
+        </w:tc>
+      </w:tr>
+      <w:tr>
+        <w:tc>
+          <w:tcPr>
+            <w:tcW w:type="dxa" w:w="4320"/>
+          </w:tcPr>
+          <w:p>
+            <w:r>
+              <w:rPr>
+                <w:sz w:val="20"/>
+              </w:rPr>
+            </w:r>
+            <w:r>
+              <w:rPr>
+                <w:b/>
+                <w:sz w:val="20"/>
+              </w:rPr>
+              <w:t>Entrenched incumbent</w:t>
+            </w:r>
+            <w:r>
+              <w:rPr>
+                <w:sz w:val="20"/>
+              </w:rPr>
+              <w:t xml:space="preserve"> (CityDog, ~20 metros, 20+ yrs)</w:t>
+            </w:r>
+          </w:p>
+        </w:tc>
+        <w:tc>
+          <w:tcPr>
+            <w:tcW w:type="dxa" w:w="4320"/>
+          </w:tcPr>
+          <w:p>
+            <w:r>
+              <w:rPr>
+                <w:sz w:val="20"/>
+              </w:rPr>
+            </w:r>
+            <w:r>
+              <w:rPr>
+                <w:sz w:val="20"/>
+              </w:rPr>
+              <w:t>Compete on model (community/data/UX, endemic/no-CPM) + market (right-size metros it ignores); footprint largely non-overlapping</w:t>
             </w:r>
           </w:p>
         </w:tc>

--- a/PoC-Business-Plan.docx
+++ b/PoC-Business-Plan.docx
@@ -1940,7 +1940,43 @@
         <w:t>largely non-overlapping</w:t>
       </w:r>
       <w:r>
-        <w:t xml:space="preserve"> with its major-metro map; where it overlaps (e.g., Austin), we win on local depth, UX, and the utility/data layers.</w:t>
+        <w:t xml:space="preserve"> with its major-metro map; where it overlaps (e.g., Austin), we win on local depth, UX, and the utility/data layers. </w:t>
+      </w:r>
+      <w:r>
+        <w:rPr>
+          <w:b/>
+        </w:rPr>
+        <w:t>Why it can't respond (no market power):</w:t>
+      </w:r>
+      <w:r>
+        <w:t xml:space="preserve"> despite the head start, CityDog has </w:t>
+      </w:r>
+      <w:r>
+        <w:rPr>
+          <w:b/>
+        </w:rPr>
+        <w:t>no defensible moat</w:t>
+      </w:r>
+      <w:r>
+        <w:t xml:space="preserve"> — no first-party data/panel, no community/loyalty layer, no national member-brand demand, no mission/credibility — and it's locked into an </w:t>
+      </w:r>
+      <w:r>
+        <w:rPr>
+          <w:b/>
+        </w:rPr>
+        <w:t>ad-model + major-metro cost base.</w:t>
+      </w:r>
+      <w:r>
+        <w:t xml:space="preserve"> To match us it would have to rebuild its product, give up its ad revenue, and enter right-size markets that don't fit its model. </w:t>
+      </w:r>
+      <w:r>
+        <w:rPr>
+          <w:b/>
+        </w:rPr>
+        <w:t>By the time PoC reaches regional scale, the incumbent structurally cannot follow</w:t>
+      </w:r>
+      <w:r>
+        <w:t xml:space="preserve"> — it *validates* the category, it doesn't defend it. The real competitive watch-list is the well-funded national players, not CityDog.</w:t>
       </w:r>
     </w:p>
     <w:p>
@@ -2911,25 +2947,22 @@
         <w:pStyle w:val="ListBullet"/>
       </w:pPr>
       <w:r>
-        <w:t xml:space="preserve">An </w:t>
-      </w:r>
-      <w:r>
         <w:rPr>
           <w:b/>
         </w:rPr>
-        <w:t>entrenched 20-year incumbent</w:t>
-      </w:r>
-      <w:r>
-        <w:t xml:space="preserve"> (CityDog, ~20 digital metros) that could defend or move down-market; </w:t>
+        <w:t>Well-funded national players</w:t>
+      </w:r>
+      <w:r>
+        <w:t xml:space="preserve"> (Mars/Kinship, Chewy, Rover, and 6AM adding a pet vertical) — the only competitors with real market power *(the 20-year incumbent CityDog is a </w:t>
       </w:r>
       <w:r>
         <w:rPr>
           <w:b/>
         </w:rPr>
-        <w:t>well-funded national players</w:t>
-      </w:r>
-      <w:r>
-        <w:t xml:space="preserve"> (Mars/Kinship, Chewy, Rover, and 6AM adding a pet vertical); </w:t>
+        <w:t>weak, low threat</w:t>
+      </w:r>
+      <w:r>
+        <w:t xml:space="preserve"> — no data/community/member-brand moat to respond with; see §5.1)*; </w:t>
       </w:r>
       <w:r>
         <w:rPr>
@@ -16105,13 +16138,13 @@
                 <w:b/>
                 <w:sz w:val="20"/>
               </w:rPr>
-              <w:t>Entrenched incumbent</w:t>
-            </w:r>
-            <w:r>
-              <w:rPr>
-                <w:sz w:val="20"/>
-              </w:rPr>
-              <w:t xml:space="preserve"> (CityDog, ~20 metros, 20+ yrs)</w:t>
+              <w:t>Incumbent</w:t>
+            </w:r>
+            <w:r>
+              <w:rPr>
+                <w:sz w:val="20"/>
+              </w:rPr>
+              <w:t xml:space="preserve"> (CityDog) — *weak / low threat*</w:t>
             </w:r>
           </w:p>
         </w:tc>
@@ -16129,7 +16162,7 @@
               <w:rPr>
                 <w:sz w:val="20"/>
               </w:rPr>
-              <w:t>Compete on model (community/data/UX, endemic/no-CPM) + market (right-size metros it ignores); footprint largely non-overlapping</w:t>
+              <w:t>No data/community/member-brand moat to respond with; ad-model + major-metro cost base; can't follow into right-size markets. Validates the category; doesn't defend it</w:t>
             </w:r>
           </w:p>
         </w:tc>
